--- a/KURIKULUM2026_REVISI/DOCX/029_TABEL_VERIFIKASI_KODE_MK_BARU.docx
+++ b/KURIKULUM2026_REVISI/DOCX/029_TABEL_VERIFIKASI_KODE_MK_BARU.docx
@@ -53,9 +53,9 @@
       <w:r>
         <w:rPr>
           <w:color w:val="C8D2E1"/>
-          <w:sz w:val="16"/>
+          <w:sz w:val="14"/>
         </w:rPr>
-        <w:t>_________________________________________________________________________________</w:t>
+        <w:t>————————————————————————————————————————————————————————————————————————————————————————————————————————————————————————</w:t>
       </w:r>
     </w:p>
     <w:p>
@@ -134,12 +134,12 @@
         </w:tblBorders>
       </w:tblPr>
       <w:tblGrid>
-        <w:gridCol w:w="1505"/>
-        <w:gridCol w:w="1505"/>
-        <w:gridCol w:w="1505"/>
-        <w:gridCol w:w="1505"/>
-        <w:gridCol w:w="1505"/>
-        <w:gridCol w:w="1505"/>
+        <w:gridCol w:w="2494"/>
+        <w:gridCol w:w="2494"/>
+        <w:gridCol w:w="2494"/>
+        <w:gridCol w:w="2494"/>
+        <w:gridCol w:w="2494"/>
+        <w:gridCol w:w="2494"/>
       </w:tblGrid>
       <w:tr>
         <w:trPr>
@@ -149,7 +149,7 @@
         </w:trPr>
         <w:tc>
           <w:tcPr>
-            <w:tcW w:type="dxa" w:w="1505"/>
+            <w:tcW w:type="dxa" w:w="2494"/>
             <w:vAlign w:val="center"/>
             <w:shd w:fill="1F3864"/>
             <w:tcMar>
@@ -177,7 +177,7 @@
         </w:tc>
         <w:tc>
           <w:tcPr>
-            <w:tcW w:type="dxa" w:w="1505"/>
+            <w:tcW w:type="dxa" w:w="2494"/>
             <w:vAlign w:val="center"/>
             <w:shd w:fill="1F3864"/>
             <w:tcMar>
@@ -205,7 +205,7 @@
         </w:tc>
         <w:tc>
           <w:tcPr>
-            <w:tcW w:type="dxa" w:w="1505"/>
+            <w:tcW w:type="dxa" w:w="2494"/>
             <w:vAlign w:val="center"/>
             <w:shd w:fill="1F3864"/>
             <w:tcMar>
@@ -233,7 +233,7 @@
         </w:tc>
         <w:tc>
           <w:tcPr>
-            <w:tcW w:type="dxa" w:w="1505"/>
+            <w:tcW w:type="dxa" w:w="2494"/>
             <w:vAlign w:val="center"/>
             <w:shd w:fill="1F3864"/>
             <w:tcMar>
@@ -261,7 +261,7 @@
         </w:tc>
         <w:tc>
           <w:tcPr>
-            <w:tcW w:type="dxa" w:w="1505"/>
+            <w:tcW w:type="dxa" w:w="2494"/>
             <w:vAlign w:val="center"/>
             <w:shd w:fill="1F3864"/>
             <w:tcMar>
@@ -289,7 +289,7 @@
         </w:tc>
         <w:tc>
           <w:tcPr>
-            <w:tcW w:type="dxa" w:w="1505"/>
+            <w:tcW w:type="dxa" w:w="2494"/>
             <w:vAlign w:val="center"/>
             <w:shd w:fill="1F3864"/>
             <w:tcMar>
@@ -322,14 +322,14 @@
         </w:trPr>
         <w:tc>
           <w:tcPr>
-            <w:tcW w:type="dxa" w:w="1505"/>
+            <w:tcW w:type="dxa" w:w="2494"/>
             <w:vAlign w:val="center"/>
             <w:shd w:fill="FFFFFF"/>
             <w:tcMar>
-              <w:top w:w="80" w:type="dxa"/>
-              <w:bottom w:w="80" w:type="dxa"/>
-              <w:left w:w="100" w:type="dxa"/>
-              <w:right w:w="100" w:type="dxa"/>
+              <w:top w:w="70" w:type="dxa"/>
+              <w:bottom w:w="70" w:type="dxa"/>
+              <w:left w:w="90" w:type="dxa"/>
+              <w:right w:w="90" w:type="dxa"/>
             </w:tcMar>
           </w:tcPr>
           <w:p>
@@ -341,7 +341,7 @@
               <w:rPr>
                 <w:rFonts w:ascii="Calibri" w:hAnsi="Calibri"/>
                 <w:color w:val="262626"/>
-                <w:sz w:val="19"/>
+                <w:sz w:val="18"/>
               </w:rPr>
               <w:t>1</w:t>
             </w:r>
@@ -349,14 +349,14 @@
         </w:tc>
         <w:tc>
           <w:tcPr>
-            <w:tcW w:type="dxa" w:w="1505"/>
+            <w:tcW w:type="dxa" w:w="2494"/>
             <w:vAlign w:val="center"/>
             <w:shd w:fill="FFFFFF"/>
             <w:tcMar>
-              <w:top w:w="80" w:type="dxa"/>
-              <w:bottom w:w="80" w:type="dxa"/>
-              <w:left w:w="100" w:type="dxa"/>
-              <w:right w:w="100" w:type="dxa"/>
+              <w:top w:w="70" w:type="dxa"/>
+              <w:bottom w:w="70" w:type="dxa"/>
+              <w:left w:w="90" w:type="dxa"/>
+              <w:right w:w="90" w:type="dxa"/>
             </w:tcMar>
           </w:tcPr>
           <w:p>
@@ -369,7 +369,7 @@
                 <w:rFonts w:ascii="Calibri" w:hAnsi="Calibri"/>
                 <w:b/>
                 <w:color w:val="262626"/>
-                <w:sz w:val="19"/>
+                <w:sz w:val="18"/>
               </w:rPr>
               <w:t>`STI-101`</w:t>
             </w:r>
@@ -377,14 +377,14 @@
         </w:tc>
         <w:tc>
           <w:tcPr>
-            <w:tcW w:type="dxa" w:w="1505"/>
+            <w:tcW w:type="dxa" w:w="2494"/>
             <w:vAlign w:val="center"/>
             <w:shd w:fill="FFFFFF"/>
             <w:tcMar>
-              <w:top w:w="80" w:type="dxa"/>
-              <w:bottom w:w="80" w:type="dxa"/>
-              <w:left w:w="100" w:type="dxa"/>
-              <w:right w:w="100" w:type="dxa"/>
+              <w:top w:w="70" w:type="dxa"/>
+              <w:bottom w:w="70" w:type="dxa"/>
+              <w:left w:w="90" w:type="dxa"/>
+              <w:right w:w="90" w:type="dxa"/>
             </w:tcMar>
           </w:tcPr>
           <w:p>
@@ -396,7 +396,7 @@
               <w:rPr>
                 <w:rFonts w:ascii="Calibri" w:hAnsi="Calibri"/>
                 <w:color w:val="262626"/>
-                <w:sz w:val="19"/>
+                <w:sz w:val="18"/>
               </w:rPr>
               <w:t>Pengantar Sistem dan Teknologi Informasi</w:t>
             </w:r>
@@ -404,14 +404,14 @@
         </w:tc>
         <w:tc>
           <w:tcPr>
-            <w:tcW w:type="dxa" w:w="1505"/>
+            <w:tcW w:type="dxa" w:w="2494"/>
             <w:vAlign w:val="center"/>
             <w:shd w:fill="FFFFFF"/>
             <w:tcMar>
-              <w:top w:w="80" w:type="dxa"/>
-              <w:bottom w:w="80" w:type="dxa"/>
-              <w:left w:w="100" w:type="dxa"/>
-              <w:right w:w="100" w:type="dxa"/>
+              <w:top w:w="70" w:type="dxa"/>
+              <w:bottom w:w="70" w:type="dxa"/>
+              <w:left w:w="90" w:type="dxa"/>
+              <w:right w:w="90" w:type="dxa"/>
             </w:tcMar>
           </w:tcPr>
           <w:p>
@@ -423,7 +423,7 @@
               <w:rPr>
                 <w:rFonts w:ascii="Calibri" w:hAnsi="Calibri"/>
                 <w:color w:val="262626"/>
-                <w:sz w:val="19"/>
+                <w:sz w:val="18"/>
               </w:rPr>
               <w:t>2</w:t>
             </w:r>
@@ -431,14 +431,14 @@
         </w:tc>
         <w:tc>
           <w:tcPr>
-            <w:tcW w:type="dxa" w:w="1505"/>
+            <w:tcW w:type="dxa" w:w="2494"/>
             <w:vAlign w:val="center"/>
             <w:shd w:fill="FFFFFF"/>
             <w:tcMar>
-              <w:top w:w="80" w:type="dxa"/>
-              <w:bottom w:w="80" w:type="dxa"/>
-              <w:left w:w="100" w:type="dxa"/>
-              <w:right w:w="100" w:type="dxa"/>
+              <w:top w:w="70" w:type="dxa"/>
+              <w:bottom w:w="70" w:type="dxa"/>
+              <w:left w:w="90" w:type="dxa"/>
+              <w:right w:w="90" w:type="dxa"/>
             </w:tcMar>
           </w:tcPr>
           <w:p>
@@ -450,7 +450,7 @@
               <w:rPr>
                 <w:rFonts w:ascii="Calibri" w:hAnsi="Calibri"/>
                 <w:color w:val="262626"/>
-                <w:sz w:val="19"/>
+                <w:sz w:val="18"/>
               </w:rPr>
               <w:t>1</w:t>
             </w:r>
@@ -458,14 +458,14 @@
         </w:tc>
         <w:tc>
           <w:tcPr>
-            <w:tcW w:type="dxa" w:w="1505"/>
+            <w:tcW w:type="dxa" w:w="2494"/>
             <w:vAlign w:val="center"/>
             <w:shd w:fill="FFFFFF"/>
             <w:tcMar>
-              <w:top w:w="80" w:type="dxa"/>
-              <w:bottom w:w="80" w:type="dxa"/>
-              <w:left w:w="100" w:type="dxa"/>
-              <w:right w:w="100" w:type="dxa"/>
+              <w:top w:w="70" w:type="dxa"/>
+              <w:bottom w:w="70" w:type="dxa"/>
+              <w:left w:w="90" w:type="dxa"/>
+              <w:right w:w="90" w:type="dxa"/>
             </w:tcMar>
           </w:tcPr>
           <w:p>
@@ -477,7 +477,7 @@
               <w:rPr>
                 <w:rFonts w:ascii="Calibri" w:hAnsi="Calibri"/>
                 <w:color w:val="262626"/>
-                <w:sz w:val="19"/>
+                <w:sz w:val="18"/>
               </w:rPr>
               <w:t>Tetap (</w:t>
             </w:r>
@@ -485,7 +485,7 @@
               <w:rPr>
                 <w:rFonts w:ascii="Consolas" w:hAnsi="Consolas"/>
                 <w:color w:val="A02828"/>
-                <w:sz w:val="18"/>
+                <w:sz w:val="17"/>
               </w:rPr>
               <w:t>STI-101</w:t>
             </w:r>
@@ -493,7 +493,7 @@
               <w:rPr>
                 <w:rFonts w:ascii="Calibri" w:hAnsi="Calibri"/>
                 <w:color w:val="262626"/>
-                <w:sz w:val="19"/>
+                <w:sz w:val="18"/>
               </w:rPr>
               <w:t>), Fondasi STI</w:t>
             </w:r>
@@ -506,14 +506,14 @@
         </w:trPr>
         <w:tc>
           <w:tcPr>
-            <w:tcW w:type="dxa" w:w="1505"/>
+            <w:tcW w:type="dxa" w:w="2494"/>
             <w:vAlign w:val="center"/>
             <w:shd w:fill="F2F5F9"/>
             <w:tcMar>
-              <w:top w:w="80" w:type="dxa"/>
-              <w:bottom w:w="80" w:type="dxa"/>
-              <w:left w:w="100" w:type="dxa"/>
-              <w:right w:w="100" w:type="dxa"/>
+              <w:top w:w="70" w:type="dxa"/>
+              <w:bottom w:w="70" w:type="dxa"/>
+              <w:left w:w="90" w:type="dxa"/>
+              <w:right w:w="90" w:type="dxa"/>
             </w:tcMar>
           </w:tcPr>
           <w:p>
@@ -525,7 +525,7 @@
               <w:rPr>
                 <w:rFonts w:ascii="Calibri" w:hAnsi="Calibri"/>
                 <w:color w:val="262626"/>
-                <w:sz w:val="19"/>
+                <w:sz w:val="18"/>
               </w:rPr>
               <w:t>2</w:t>
             </w:r>
@@ -533,14 +533,14 @@
         </w:tc>
         <w:tc>
           <w:tcPr>
-            <w:tcW w:type="dxa" w:w="1505"/>
+            <w:tcW w:type="dxa" w:w="2494"/>
             <w:vAlign w:val="center"/>
             <w:shd w:fill="F2F5F9"/>
             <w:tcMar>
-              <w:top w:w="80" w:type="dxa"/>
-              <w:bottom w:w="80" w:type="dxa"/>
-              <w:left w:w="100" w:type="dxa"/>
-              <w:right w:w="100" w:type="dxa"/>
+              <w:top w:w="70" w:type="dxa"/>
+              <w:bottom w:w="70" w:type="dxa"/>
+              <w:left w:w="90" w:type="dxa"/>
+              <w:right w:w="90" w:type="dxa"/>
             </w:tcMar>
           </w:tcPr>
           <w:p>
@@ -553,7 +553,7 @@
                 <w:rFonts w:ascii="Calibri" w:hAnsi="Calibri"/>
                 <w:b/>
                 <w:color w:val="262626"/>
-                <w:sz w:val="19"/>
+                <w:sz w:val="18"/>
               </w:rPr>
               <w:t>`STI-306`</w:t>
             </w:r>
@@ -561,14 +561,14 @@
         </w:tc>
         <w:tc>
           <w:tcPr>
-            <w:tcW w:type="dxa" w:w="1505"/>
+            <w:tcW w:type="dxa" w:w="2494"/>
             <w:vAlign w:val="center"/>
             <w:shd w:fill="F2F5F9"/>
             <w:tcMar>
-              <w:top w:w="80" w:type="dxa"/>
-              <w:bottom w:w="80" w:type="dxa"/>
-              <w:left w:w="100" w:type="dxa"/>
-              <w:right w:w="100" w:type="dxa"/>
+              <w:top w:w="70" w:type="dxa"/>
+              <w:bottom w:w="70" w:type="dxa"/>
+              <w:left w:w="90" w:type="dxa"/>
+              <w:right w:w="90" w:type="dxa"/>
             </w:tcMar>
           </w:tcPr>
           <w:p>
@@ -580,7 +580,7 @@
               <w:rPr>
                 <w:rFonts w:ascii="Calibri" w:hAnsi="Calibri"/>
                 <w:color w:val="262626"/>
-                <w:sz w:val="19"/>
+                <w:sz w:val="18"/>
               </w:rPr>
               <w:t>Analisis dan Perancangan Sistem Informasi</w:t>
             </w:r>
@@ -588,14 +588,14 @@
         </w:tc>
         <w:tc>
           <w:tcPr>
-            <w:tcW w:type="dxa" w:w="1505"/>
+            <w:tcW w:type="dxa" w:w="2494"/>
             <w:vAlign w:val="center"/>
             <w:shd w:fill="F2F5F9"/>
             <w:tcMar>
-              <w:top w:w="80" w:type="dxa"/>
-              <w:bottom w:w="80" w:type="dxa"/>
-              <w:left w:w="100" w:type="dxa"/>
-              <w:right w:w="100" w:type="dxa"/>
+              <w:top w:w="70" w:type="dxa"/>
+              <w:bottom w:w="70" w:type="dxa"/>
+              <w:left w:w="90" w:type="dxa"/>
+              <w:right w:w="90" w:type="dxa"/>
             </w:tcMar>
           </w:tcPr>
           <w:p>
@@ -607,7 +607,7 @@
               <w:rPr>
                 <w:rFonts w:ascii="Calibri" w:hAnsi="Calibri"/>
                 <w:color w:val="262626"/>
-                <w:sz w:val="19"/>
+                <w:sz w:val="18"/>
               </w:rPr>
               <w:t>3</w:t>
             </w:r>
@@ -615,14 +615,14 @@
         </w:tc>
         <w:tc>
           <w:tcPr>
-            <w:tcW w:type="dxa" w:w="1505"/>
+            <w:tcW w:type="dxa" w:w="2494"/>
             <w:vAlign w:val="center"/>
             <w:shd w:fill="F2F5F9"/>
             <w:tcMar>
-              <w:top w:w="80" w:type="dxa"/>
-              <w:bottom w:w="80" w:type="dxa"/>
-              <w:left w:w="100" w:type="dxa"/>
-              <w:right w:w="100" w:type="dxa"/>
+              <w:top w:w="70" w:type="dxa"/>
+              <w:bottom w:w="70" w:type="dxa"/>
+              <w:left w:w="90" w:type="dxa"/>
+              <w:right w:w="90" w:type="dxa"/>
             </w:tcMar>
           </w:tcPr>
           <w:p>
@@ -634,7 +634,7 @@
               <w:rPr>
                 <w:rFonts w:ascii="Calibri" w:hAnsi="Calibri"/>
                 <w:color w:val="262626"/>
-                <w:sz w:val="19"/>
+                <w:sz w:val="18"/>
               </w:rPr>
               <w:t>3</w:t>
             </w:r>
@@ -642,14 +642,14 @@
         </w:tc>
         <w:tc>
           <w:tcPr>
-            <w:tcW w:type="dxa" w:w="1505"/>
+            <w:tcW w:type="dxa" w:w="2494"/>
             <w:vAlign w:val="center"/>
             <w:shd w:fill="F2F5F9"/>
             <w:tcMar>
-              <w:top w:w="80" w:type="dxa"/>
-              <w:bottom w:w="80" w:type="dxa"/>
-              <w:left w:w="100" w:type="dxa"/>
-              <w:right w:w="100" w:type="dxa"/>
+              <w:top w:w="70" w:type="dxa"/>
+              <w:bottom w:w="70" w:type="dxa"/>
+              <w:left w:w="90" w:type="dxa"/>
+              <w:right w:w="90" w:type="dxa"/>
             </w:tcMar>
           </w:tcPr>
           <w:p>
@@ -661,7 +661,7 @@
               <w:rPr>
                 <w:rFonts w:ascii="Calibri" w:hAnsi="Calibri"/>
                 <w:color w:val="262626"/>
-                <w:sz w:val="19"/>
+                <w:sz w:val="18"/>
               </w:rPr>
               <w:t xml:space="preserve">Menggantikan </w:t>
             </w:r>
@@ -669,7 +669,7 @@
               <w:rPr>
                 <w:rFonts w:ascii="Consolas" w:hAnsi="Consolas"/>
                 <w:color w:val="A02828"/>
-                <w:sz w:val="18"/>
+                <w:sz w:val="17"/>
               </w:rPr>
               <w:t>STI-301</w:t>
             </w:r>
@@ -682,14 +682,14 @@
         </w:trPr>
         <w:tc>
           <w:tcPr>
-            <w:tcW w:type="dxa" w:w="1505"/>
+            <w:tcW w:type="dxa" w:w="2494"/>
             <w:vAlign w:val="center"/>
             <w:shd w:fill="FFFFFF"/>
             <w:tcMar>
-              <w:top w:w="80" w:type="dxa"/>
-              <w:bottom w:w="80" w:type="dxa"/>
-              <w:left w:w="100" w:type="dxa"/>
-              <w:right w:w="100" w:type="dxa"/>
+              <w:top w:w="70" w:type="dxa"/>
+              <w:bottom w:w="70" w:type="dxa"/>
+              <w:left w:w="90" w:type="dxa"/>
+              <w:right w:w="90" w:type="dxa"/>
             </w:tcMar>
           </w:tcPr>
           <w:p>
@@ -701,7 +701,7 @@
               <w:rPr>
                 <w:rFonts w:ascii="Calibri" w:hAnsi="Calibri"/>
                 <w:color w:val="262626"/>
-                <w:sz w:val="19"/>
+                <w:sz w:val="18"/>
               </w:rPr>
               <w:t>3</w:t>
             </w:r>
@@ -709,14 +709,14 @@
         </w:tc>
         <w:tc>
           <w:tcPr>
-            <w:tcW w:type="dxa" w:w="1505"/>
+            <w:tcW w:type="dxa" w:w="2494"/>
             <w:vAlign w:val="center"/>
             <w:shd w:fill="FFFFFF"/>
             <w:tcMar>
-              <w:top w:w="80" w:type="dxa"/>
-              <w:bottom w:w="80" w:type="dxa"/>
-              <w:left w:w="100" w:type="dxa"/>
-              <w:right w:w="100" w:type="dxa"/>
+              <w:top w:w="70" w:type="dxa"/>
+              <w:bottom w:w="70" w:type="dxa"/>
+              <w:left w:w="90" w:type="dxa"/>
+              <w:right w:w="90" w:type="dxa"/>
             </w:tcMar>
           </w:tcPr>
           <w:p>
@@ -729,7 +729,7 @@
                 <w:rFonts w:ascii="Calibri" w:hAnsi="Calibri"/>
                 <w:b/>
                 <w:color w:val="262626"/>
-                <w:sz w:val="19"/>
+                <w:sz w:val="18"/>
               </w:rPr>
               <w:t>`STI-102`</w:t>
             </w:r>
@@ -737,14 +737,14 @@
         </w:tc>
         <w:tc>
           <w:tcPr>
-            <w:tcW w:type="dxa" w:w="1505"/>
+            <w:tcW w:type="dxa" w:w="2494"/>
             <w:vAlign w:val="center"/>
             <w:shd w:fill="FFFFFF"/>
             <w:tcMar>
-              <w:top w:w="80" w:type="dxa"/>
-              <w:bottom w:w="80" w:type="dxa"/>
-              <w:left w:w="100" w:type="dxa"/>
-              <w:right w:w="100" w:type="dxa"/>
+              <w:top w:w="70" w:type="dxa"/>
+              <w:bottom w:w="70" w:type="dxa"/>
+              <w:left w:w="90" w:type="dxa"/>
+              <w:right w:w="90" w:type="dxa"/>
             </w:tcMar>
           </w:tcPr>
           <w:p>
@@ -756,7 +756,7 @@
               <w:rPr>
                 <w:rFonts w:ascii="Calibri" w:hAnsi="Calibri"/>
                 <w:color w:val="262626"/>
-                <w:sz w:val="19"/>
+                <w:sz w:val="18"/>
               </w:rPr>
               <w:t>Kalkulus</w:t>
             </w:r>
@@ -764,14 +764,14 @@
         </w:tc>
         <w:tc>
           <w:tcPr>
-            <w:tcW w:type="dxa" w:w="1505"/>
+            <w:tcW w:type="dxa" w:w="2494"/>
             <w:vAlign w:val="center"/>
             <w:shd w:fill="FFFFFF"/>
             <w:tcMar>
-              <w:top w:w="80" w:type="dxa"/>
-              <w:bottom w:w="80" w:type="dxa"/>
-              <w:left w:w="100" w:type="dxa"/>
-              <w:right w:w="100" w:type="dxa"/>
+              <w:top w:w="70" w:type="dxa"/>
+              <w:bottom w:w="70" w:type="dxa"/>
+              <w:left w:w="90" w:type="dxa"/>
+              <w:right w:w="90" w:type="dxa"/>
             </w:tcMar>
           </w:tcPr>
           <w:p>
@@ -783,7 +783,7 @@
               <w:rPr>
                 <w:rFonts w:ascii="Calibri" w:hAnsi="Calibri"/>
                 <w:color w:val="262626"/>
-                <w:sz w:val="19"/>
+                <w:sz w:val="18"/>
               </w:rPr>
               <w:t>3</w:t>
             </w:r>
@@ -791,14 +791,14 @@
         </w:tc>
         <w:tc>
           <w:tcPr>
-            <w:tcW w:type="dxa" w:w="1505"/>
+            <w:tcW w:type="dxa" w:w="2494"/>
             <w:vAlign w:val="center"/>
             <w:shd w:fill="FFFFFF"/>
             <w:tcMar>
-              <w:top w:w="80" w:type="dxa"/>
-              <w:bottom w:w="80" w:type="dxa"/>
-              <w:left w:w="100" w:type="dxa"/>
-              <w:right w:w="100" w:type="dxa"/>
+              <w:top w:w="70" w:type="dxa"/>
+              <w:bottom w:w="70" w:type="dxa"/>
+              <w:left w:w="90" w:type="dxa"/>
+              <w:right w:w="90" w:type="dxa"/>
             </w:tcMar>
           </w:tcPr>
           <w:p>
@@ -810,7 +810,7 @@
               <w:rPr>
                 <w:rFonts w:ascii="Calibri" w:hAnsi="Calibri"/>
                 <w:color w:val="262626"/>
-                <w:sz w:val="19"/>
+                <w:sz w:val="18"/>
               </w:rPr>
               <w:t>1</w:t>
             </w:r>
@@ -818,14 +818,14 @@
         </w:tc>
         <w:tc>
           <w:tcPr>
-            <w:tcW w:type="dxa" w:w="1505"/>
+            <w:tcW w:type="dxa" w:w="2494"/>
             <w:vAlign w:val="center"/>
             <w:shd w:fill="FFFFFF"/>
             <w:tcMar>
-              <w:top w:w="80" w:type="dxa"/>
-              <w:bottom w:w="80" w:type="dxa"/>
-              <w:left w:w="100" w:type="dxa"/>
-              <w:right w:w="100" w:type="dxa"/>
+              <w:top w:w="70" w:type="dxa"/>
+              <w:bottom w:w="70" w:type="dxa"/>
+              <w:left w:w="90" w:type="dxa"/>
+              <w:right w:w="90" w:type="dxa"/>
             </w:tcMar>
           </w:tcPr>
           <w:p>
@@ -837,7 +837,7 @@
               <w:rPr>
                 <w:rFonts w:ascii="Calibri" w:hAnsi="Calibri"/>
                 <w:color w:val="262626"/>
-                <w:sz w:val="19"/>
+                <w:sz w:val="18"/>
               </w:rPr>
               <w:t>Tetap (</w:t>
             </w:r>
@@ -845,7 +845,7 @@
               <w:rPr>
                 <w:rFonts w:ascii="Consolas" w:hAnsi="Consolas"/>
                 <w:color w:val="A02828"/>
-                <w:sz w:val="18"/>
+                <w:sz w:val="17"/>
               </w:rPr>
               <w:t>STI-102</w:t>
             </w:r>
@@ -853,7 +853,7 @@
               <w:rPr>
                 <w:rFonts w:ascii="Calibri" w:hAnsi="Calibri"/>
                 <w:color w:val="262626"/>
-                <w:sz w:val="19"/>
+                <w:sz w:val="18"/>
               </w:rPr>
               <w:t>), Fondasi Matematika</w:t>
             </w:r>
@@ -866,14 +866,14 @@
         </w:trPr>
         <w:tc>
           <w:tcPr>
-            <w:tcW w:type="dxa" w:w="1505"/>
+            <w:tcW w:type="dxa" w:w="2494"/>
             <w:vAlign w:val="center"/>
             <w:shd w:fill="F2F5F9"/>
             <w:tcMar>
-              <w:top w:w="80" w:type="dxa"/>
-              <w:bottom w:w="80" w:type="dxa"/>
-              <w:left w:w="100" w:type="dxa"/>
-              <w:right w:w="100" w:type="dxa"/>
+              <w:top w:w="70" w:type="dxa"/>
+              <w:bottom w:w="70" w:type="dxa"/>
+              <w:left w:w="90" w:type="dxa"/>
+              <w:right w:w="90" w:type="dxa"/>
             </w:tcMar>
           </w:tcPr>
           <w:p>
@@ -885,7 +885,7 @@
               <w:rPr>
                 <w:rFonts w:ascii="Calibri" w:hAnsi="Calibri"/>
                 <w:color w:val="262626"/>
-                <w:sz w:val="19"/>
+                <w:sz w:val="18"/>
               </w:rPr>
               <w:t>5</w:t>
             </w:r>
@@ -893,14 +893,14 @@
         </w:tc>
         <w:tc>
           <w:tcPr>
-            <w:tcW w:type="dxa" w:w="1505"/>
+            <w:tcW w:type="dxa" w:w="2494"/>
             <w:vAlign w:val="center"/>
             <w:shd w:fill="F2F5F9"/>
             <w:tcMar>
-              <w:top w:w="80" w:type="dxa"/>
-              <w:bottom w:w="80" w:type="dxa"/>
-              <w:left w:w="100" w:type="dxa"/>
-              <w:right w:w="100" w:type="dxa"/>
+              <w:top w:w="70" w:type="dxa"/>
+              <w:bottom w:w="70" w:type="dxa"/>
+              <w:left w:w="90" w:type="dxa"/>
+              <w:right w:w="90" w:type="dxa"/>
             </w:tcMar>
           </w:tcPr>
           <w:p>
@@ -913,7 +913,7 @@
                 <w:rFonts w:ascii="Calibri" w:hAnsi="Calibri"/>
                 <w:b/>
                 <w:color w:val="262626"/>
-                <w:sz w:val="19"/>
+                <w:sz w:val="18"/>
               </w:rPr>
               <w:t>`STI-103`</w:t>
             </w:r>
@@ -921,14 +921,14 @@
         </w:tc>
         <w:tc>
           <w:tcPr>
-            <w:tcW w:type="dxa" w:w="1505"/>
+            <w:tcW w:type="dxa" w:w="2494"/>
             <w:vAlign w:val="center"/>
             <w:shd w:fill="F2F5F9"/>
             <w:tcMar>
-              <w:top w:w="80" w:type="dxa"/>
-              <w:bottom w:w="80" w:type="dxa"/>
-              <w:left w:w="100" w:type="dxa"/>
-              <w:right w:w="100" w:type="dxa"/>
+              <w:top w:w="70" w:type="dxa"/>
+              <w:bottom w:w="70" w:type="dxa"/>
+              <w:left w:w="90" w:type="dxa"/>
+              <w:right w:w="90" w:type="dxa"/>
             </w:tcMar>
           </w:tcPr>
           <w:p>
@@ -940,7 +940,7 @@
               <w:rPr>
                 <w:rFonts w:ascii="Calibri" w:hAnsi="Calibri"/>
                 <w:color w:val="262626"/>
-                <w:sz w:val="19"/>
+                <w:sz w:val="18"/>
               </w:rPr>
               <w:t>Arsitektur dan Organisasi Sistem Teknologi Informasi</w:t>
             </w:r>
@@ -948,14 +948,14 @@
         </w:tc>
         <w:tc>
           <w:tcPr>
-            <w:tcW w:type="dxa" w:w="1505"/>
+            <w:tcW w:type="dxa" w:w="2494"/>
             <w:vAlign w:val="center"/>
             <w:shd w:fill="F2F5F9"/>
             <w:tcMar>
-              <w:top w:w="80" w:type="dxa"/>
-              <w:bottom w:w="80" w:type="dxa"/>
-              <w:left w:w="100" w:type="dxa"/>
-              <w:right w:w="100" w:type="dxa"/>
+              <w:top w:w="70" w:type="dxa"/>
+              <w:bottom w:w="70" w:type="dxa"/>
+              <w:left w:w="90" w:type="dxa"/>
+              <w:right w:w="90" w:type="dxa"/>
             </w:tcMar>
           </w:tcPr>
           <w:p>
@@ -967,7 +967,7 @@
               <w:rPr>
                 <w:rFonts w:ascii="Calibri" w:hAnsi="Calibri"/>
                 <w:color w:val="262626"/>
-                <w:sz w:val="19"/>
+                <w:sz w:val="18"/>
               </w:rPr>
               <w:t>3</w:t>
             </w:r>
@@ -975,14 +975,14 @@
         </w:tc>
         <w:tc>
           <w:tcPr>
-            <w:tcW w:type="dxa" w:w="1505"/>
+            <w:tcW w:type="dxa" w:w="2494"/>
             <w:vAlign w:val="center"/>
             <w:shd w:fill="F2F5F9"/>
             <w:tcMar>
-              <w:top w:w="80" w:type="dxa"/>
-              <w:bottom w:w="80" w:type="dxa"/>
-              <w:left w:w="100" w:type="dxa"/>
-              <w:right w:w="100" w:type="dxa"/>
+              <w:top w:w="70" w:type="dxa"/>
+              <w:bottom w:w="70" w:type="dxa"/>
+              <w:left w:w="90" w:type="dxa"/>
+              <w:right w:w="90" w:type="dxa"/>
             </w:tcMar>
           </w:tcPr>
           <w:p>
@@ -994,7 +994,7 @@
               <w:rPr>
                 <w:rFonts w:ascii="Calibri" w:hAnsi="Calibri"/>
                 <w:color w:val="262626"/>
-                <w:sz w:val="19"/>
+                <w:sz w:val="18"/>
               </w:rPr>
               <w:t>1</w:t>
             </w:r>
@@ -1002,14 +1002,14 @@
         </w:tc>
         <w:tc>
           <w:tcPr>
-            <w:tcW w:type="dxa" w:w="1505"/>
+            <w:tcW w:type="dxa" w:w="2494"/>
             <w:vAlign w:val="center"/>
             <w:shd w:fill="F2F5F9"/>
             <w:tcMar>
-              <w:top w:w="80" w:type="dxa"/>
-              <w:bottom w:w="80" w:type="dxa"/>
-              <w:left w:w="100" w:type="dxa"/>
-              <w:right w:w="100" w:type="dxa"/>
+              <w:top w:w="70" w:type="dxa"/>
+              <w:bottom w:w="70" w:type="dxa"/>
+              <w:left w:w="90" w:type="dxa"/>
+              <w:right w:w="90" w:type="dxa"/>
             </w:tcMar>
           </w:tcPr>
           <w:p>
@@ -1021,7 +1021,7 @@
               <w:rPr>
                 <w:rFonts w:ascii="Calibri" w:hAnsi="Calibri"/>
                 <w:color w:val="262626"/>
-                <w:sz w:val="19"/>
+                <w:sz w:val="18"/>
               </w:rPr>
               <w:t>Tetap (</w:t>
             </w:r>
@@ -1029,7 +1029,7 @@
               <w:rPr>
                 <w:rFonts w:ascii="Consolas" w:hAnsi="Consolas"/>
                 <w:color w:val="A02828"/>
-                <w:sz w:val="18"/>
+                <w:sz w:val="17"/>
               </w:rPr>
               <w:t>STI-103</w:t>
             </w:r>
@@ -1037,7 +1037,7 @@
               <w:rPr>
                 <w:rFonts w:ascii="Calibri" w:hAnsi="Calibri"/>
                 <w:color w:val="262626"/>
-                <w:sz w:val="19"/>
+                <w:sz w:val="18"/>
               </w:rPr>
               <w:t>), Fondasi Hardware &amp; Arsitektur</w:t>
             </w:r>
@@ -1050,14 +1050,14 @@
         </w:trPr>
         <w:tc>
           <w:tcPr>
-            <w:tcW w:type="dxa" w:w="1505"/>
+            <w:tcW w:type="dxa" w:w="2494"/>
             <w:vAlign w:val="center"/>
             <w:shd w:fill="FFFFFF"/>
             <w:tcMar>
-              <w:top w:w="80" w:type="dxa"/>
-              <w:bottom w:w="80" w:type="dxa"/>
-              <w:left w:w="100" w:type="dxa"/>
-              <w:right w:w="100" w:type="dxa"/>
+              <w:top w:w="70" w:type="dxa"/>
+              <w:bottom w:w="70" w:type="dxa"/>
+              <w:left w:w="90" w:type="dxa"/>
+              <w:right w:w="90" w:type="dxa"/>
             </w:tcMar>
           </w:tcPr>
           <w:p>
@@ -1069,7 +1069,7 @@
               <w:rPr>
                 <w:rFonts w:ascii="Calibri" w:hAnsi="Calibri"/>
                 <w:color w:val="262626"/>
-                <w:sz w:val="19"/>
+                <w:sz w:val="18"/>
               </w:rPr>
               <w:t>6</w:t>
             </w:r>
@@ -1077,14 +1077,14 @@
         </w:tc>
         <w:tc>
           <w:tcPr>
-            <w:tcW w:type="dxa" w:w="1505"/>
+            <w:tcW w:type="dxa" w:w="2494"/>
             <w:vAlign w:val="center"/>
             <w:shd w:fill="FFFFFF"/>
             <w:tcMar>
-              <w:top w:w="80" w:type="dxa"/>
-              <w:bottom w:w="80" w:type="dxa"/>
-              <w:left w:w="100" w:type="dxa"/>
-              <w:right w:w="100" w:type="dxa"/>
+              <w:top w:w="70" w:type="dxa"/>
+              <w:bottom w:w="70" w:type="dxa"/>
+              <w:left w:w="90" w:type="dxa"/>
+              <w:right w:w="90" w:type="dxa"/>
             </w:tcMar>
           </w:tcPr>
           <w:p>
@@ -1097,7 +1097,7 @@
                 <w:rFonts w:ascii="Calibri" w:hAnsi="Calibri"/>
                 <w:b/>
                 <w:color w:val="262626"/>
-                <w:sz w:val="19"/>
+                <w:sz w:val="18"/>
               </w:rPr>
               <w:t>`STI-307`</w:t>
             </w:r>
@@ -1105,14 +1105,14 @@
         </w:tc>
         <w:tc>
           <w:tcPr>
-            <w:tcW w:type="dxa" w:w="1505"/>
+            <w:tcW w:type="dxa" w:w="2494"/>
             <w:vAlign w:val="center"/>
             <w:shd w:fill="FFFFFF"/>
             <w:tcMar>
-              <w:top w:w="80" w:type="dxa"/>
-              <w:bottom w:w="80" w:type="dxa"/>
-              <w:left w:w="100" w:type="dxa"/>
-              <w:right w:w="100" w:type="dxa"/>
+              <w:top w:w="70" w:type="dxa"/>
+              <w:bottom w:w="70" w:type="dxa"/>
+              <w:left w:w="90" w:type="dxa"/>
+              <w:right w:w="90" w:type="dxa"/>
             </w:tcMar>
           </w:tcPr>
           <w:p>
@@ -1124,7 +1124,7 @@
               <w:rPr>
                 <w:rFonts w:ascii="Calibri" w:hAnsi="Calibri"/>
                 <w:color w:val="262626"/>
-                <w:sz w:val="19"/>
+                <w:sz w:val="18"/>
               </w:rPr>
               <w:t>Sistem Cerdas</w:t>
             </w:r>
@@ -1132,14 +1132,14 @@
         </w:tc>
         <w:tc>
           <w:tcPr>
-            <w:tcW w:type="dxa" w:w="1505"/>
+            <w:tcW w:type="dxa" w:w="2494"/>
             <w:vAlign w:val="center"/>
             <w:shd w:fill="FFFFFF"/>
             <w:tcMar>
-              <w:top w:w="80" w:type="dxa"/>
-              <w:bottom w:w="80" w:type="dxa"/>
-              <w:left w:w="100" w:type="dxa"/>
-              <w:right w:w="100" w:type="dxa"/>
+              <w:top w:w="70" w:type="dxa"/>
+              <w:bottom w:w="70" w:type="dxa"/>
+              <w:left w:w="90" w:type="dxa"/>
+              <w:right w:w="90" w:type="dxa"/>
             </w:tcMar>
           </w:tcPr>
           <w:p>
@@ -1151,7 +1151,7 @@
               <w:rPr>
                 <w:rFonts w:ascii="Calibri" w:hAnsi="Calibri"/>
                 <w:color w:val="262626"/>
-                <w:sz w:val="19"/>
+                <w:sz w:val="18"/>
               </w:rPr>
               <w:t>2</w:t>
             </w:r>
@@ -1159,14 +1159,14 @@
         </w:tc>
         <w:tc>
           <w:tcPr>
-            <w:tcW w:type="dxa" w:w="1505"/>
+            <w:tcW w:type="dxa" w:w="2494"/>
             <w:vAlign w:val="center"/>
             <w:shd w:fill="FFFFFF"/>
             <w:tcMar>
-              <w:top w:w="80" w:type="dxa"/>
-              <w:bottom w:w="80" w:type="dxa"/>
-              <w:left w:w="100" w:type="dxa"/>
-              <w:right w:w="100" w:type="dxa"/>
+              <w:top w:w="70" w:type="dxa"/>
+              <w:bottom w:w="70" w:type="dxa"/>
+              <w:left w:w="90" w:type="dxa"/>
+              <w:right w:w="90" w:type="dxa"/>
             </w:tcMar>
           </w:tcPr>
           <w:p>
@@ -1178,7 +1178,7 @@
               <w:rPr>
                 <w:rFonts w:ascii="Calibri" w:hAnsi="Calibri"/>
                 <w:color w:val="262626"/>
-                <w:sz w:val="19"/>
+                <w:sz w:val="18"/>
               </w:rPr>
               <w:t>3</w:t>
             </w:r>
@@ -1186,14 +1186,14 @@
         </w:tc>
         <w:tc>
           <w:tcPr>
-            <w:tcW w:type="dxa" w:w="1505"/>
+            <w:tcW w:type="dxa" w:w="2494"/>
             <w:vAlign w:val="center"/>
             <w:shd w:fill="FFFFFF"/>
             <w:tcMar>
-              <w:top w:w="80" w:type="dxa"/>
-              <w:bottom w:w="80" w:type="dxa"/>
-              <w:left w:w="100" w:type="dxa"/>
-              <w:right w:w="100" w:type="dxa"/>
+              <w:top w:w="70" w:type="dxa"/>
+              <w:bottom w:w="70" w:type="dxa"/>
+              <w:left w:w="90" w:type="dxa"/>
+              <w:right w:w="90" w:type="dxa"/>
             </w:tcMar>
           </w:tcPr>
           <w:p>
@@ -1205,7 +1205,7 @@
               <w:rPr>
                 <w:rFonts w:ascii="Calibri" w:hAnsi="Calibri"/>
                 <w:color w:val="262626"/>
-                <w:sz w:val="19"/>
+                <w:sz w:val="18"/>
               </w:rPr>
               <w:t xml:space="preserve">Menggantikan </w:t>
             </w:r>
@@ -1213,7 +1213,7 @@
               <w:rPr>
                 <w:rFonts w:ascii="Consolas" w:hAnsi="Consolas"/>
                 <w:color w:val="A02828"/>
-                <w:sz w:val="18"/>
+                <w:sz w:val="17"/>
               </w:rPr>
               <w:t>STI-302</w:t>
             </w:r>
@@ -1226,14 +1226,14 @@
         </w:trPr>
         <w:tc>
           <w:tcPr>
-            <w:tcW w:type="dxa" w:w="1505"/>
+            <w:tcW w:type="dxa" w:w="2494"/>
             <w:vAlign w:val="center"/>
             <w:shd w:fill="F2F5F9"/>
             <w:tcMar>
-              <w:top w:w="80" w:type="dxa"/>
-              <w:bottom w:w="80" w:type="dxa"/>
-              <w:left w:w="100" w:type="dxa"/>
-              <w:right w:w="100" w:type="dxa"/>
+              <w:top w:w="70" w:type="dxa"/>
+              <w:bottom w:w="70" w:type="dxa"/>
+              <w:left w:w="90" w:type="dxa"/>
+              <w:right w:w="90" w:type="dxa"/>
             </w:tcMar>
           </w:tcPr>
           <w:p>
@@ -1245,7 +1245,7 @@
               <w:rPr>
                 <w:rFonts w:ascii="Calibri" w:hAnsi="Calibri"/>
                 <w:color w:val="262626"/>
-                <w:sz w:val="19"/>
+                <w:sz w:val="18"/>
               </w:rPr>
               <w:t>7</w:t>
             </w:r>
@@ -1253,14 +1253,14 @@
         </w:tc>
         <w:tc>
           <w:tcPr>
-            <w:tcW w:type="dxa" w:w="1505"/>
+            <w:tcW w:type="dxa" w:w="2494"/>
             <w:vAlign w:val="center"/>
             <w:shd w:fill="F2F5F9"/>
             <w:tcMar>
-              <w:top w:w="80" w:type="dxa"/>
-              <w:bottom w:w="80" w:type="dxa"/>
-              <w:left w:w="100" w:type="dxa"/>
-              <w:right w:w="100" w:type="dxa"/>
+              <w:top w:w="70" w:type="dxa"/>
+              <w:bottom w:w="70" w:type="dxa"/>
+              <w:left w:w="90" w:type="dxa"/>
+              <w:right w:w="90" w:type="dxa"/>
             </w:tcMar>
           </w:tcPr>
           <w:p>
@@ -1273,7 +1273,7 @@
                 <w:rFonts w:ascii="Calibri" w:hAnsi="Calibri"/>
                 <w:b/>
                 <w:color w:val="262626"/>
-                <w:sz w:val="19"/>
+                <w:sz w:val="18"/>
               </w:rPr>
               <w:t>`STI-308`</w:t>
             </w:r>
@@ -1281,14 +1281,14 @@
         </w:tc>
         <w:tc>
           <w:tcPr>
-            <w:tcW w:type="dxa" w:w="1505"/>
+            <w:tcW w:type="dxa" w:w="2494"/>
             <w:vAlign w:val="center"/>
             <w:shd w:fill="F2F5F9"/>
             <w:tcMar>
-              <w:top w:w="80" w:type="dxa"/>
-              <w:bottom w:w="80" w:type="dxa"/>
-              <w:left w:w="100" w:type="dxa"/>
-              <w:right w:w="100" w:type="dxa"/>
+              <w:top w:w="70" w:type="dxa"/>
+              <w:bottom w:w="70" w:type="dxa"/>
+              <w:left w:w="90" w:type="dxa"/>
+              <w:right w:w="90" w:type="dxa"/>
             </w:tcMar>
           </w:tcPr>
           <w:p>
@@ -1300,7 +1300,7 @@
               <w:rPr>
                 <w:rFonts w:ascii="Calibri" w:hAnsi="Calibri"/>
                 <w:color w:val="262626"/>
-                <w:sz w:val="19"/>
+                <w:sz w:val="18"/>
               </w:rPr>
               <w:t>UI/UX Design &amp; Prototyping</w:t>
             </w:r>
@@ -1308,14 +1308,14 @@
         </w:tc>
         <w:tc>
           <w:tcPr>
-            <w:tcW w:type="dxa" w:w="1505"/>
+            <w:tcW w:type="dxa" w:w="2494"/>
             <w:vAlign w:val="center"/>
             <w:shd w:fill="F2F5F9"/>
             <w:tcMar>
-              <w:top w:w="80" w:type="dxa"/>
-              <w:bottom w:w="80" w:type="dxa"/>
-              <w:left w:w="100" w:type="dxa"/>
-              <w:right w:w="100" w:type="dxa"/>
+              <w:top w:w="70" w:type="dxa"/>
+              <w:bottom w:w="70" w:type="dxa"/>
+              <w:left w:w="90" w:type="dxa"/>
+              <w:right w:w="90" w:type="dxa"/>
             </w:tcMar>
           </w:tcPr>
           <w:p>
@@ -1327,7 +1327,7 @@
               <w:rPr>
                 <w:rFonts w:ascii="Calibri" w:hAnsi="Calibri"/>
                 <w:color w:val="262626"/>
-                <w:sz w:val="19"/>
+                <w:sz w:val="18"/>
               </w:rPr>
               <w:t>3</w:t>
             </w:r>
@@ -1335,14 +1335,14 @@
         </w:tc>
         <w:tc>
           <w:tcPr>
-            <w:tcW w:type="dxa" w:w="1505"/>
+            <w:tcW w:type="dxa" w:w="2494"/>
             <w:vAlign w:val="center"/>
             <w:shd w:fill="F2F5F9"/>
             <w:tcMar>
-              <w:top w:w="80" w:type="dxa"/>
-              <w:bottom w:w="80" w:type="dxa"/>
-              <w:left w:w="100" w:type="dxa"/>
-              <w:right w:w="100" w:type="dxa"/>
+              <w:top w:w="70" w:type="dxa"/>
+              <w:bottom w:w="70" w:type="dxa"/>
+              <w:left w:w="90" w:type="dxa"/>
+              <w:right w:w="90" w:type="dxa"/>
             </w:tcMar>
           </w:tcPr>
           <w:p>
@@ -1354,7 +1354,7 @@
               <w:rPr>
                 <w:rFonts w:ascii="Calibri" w:hAnsi="Calibri"/>
                 <w:color w:val="262626"/>
-                <w:sz w:val="19"/>
+                <w:sz w:val="18"/>
               </w:rPr>
               <w:t>3</w:t>
             </w:r>
@@ -1362,14 +1362,14 @@
         </w:tc>
         <w:tc>
           <w:tcPr>
-            <w:tcW w:type="dxa" w:w="1505"/>
+            <w:tcW w:type="dxa" w:w="2494"/>
             <w:vAlign w:val="center"/>
             <w:shd w:fill="F2F5F9"/>
             <w:tcMar>
-              <w:top w:w="80" w:type="dxa"/>
-              <w:bottom w:w="80" w:type="dxa"/>
-              <w:left w:w="100" w:type="dxa"/>
-              <w:right w:w="100" w:type="dxa"/>
+              <w:top w:w="70" w:type="dxa"/>
+              <w:bottom w:w="70" w:type="dxa"/>
+              <w:left w:w="90" w:type="dxa"/>
+              <w:right w:w="90" w:type="dxa"/>
             </w:tcMar>
           </w:tcPr>
           <w:p>
@@ -1381,7 +1381,7 @@
               <w:rPr>
                 <w:rFonts w:ascii="Calibri" w:hAnsi="Calibri"/>
                 <w:color w:val="262626"/>
-                <w:sz w:val="19"/>
+                <w:sz w:val="18"/>
               </w:rPr>
               <w:t xml:space="preserve">Menggantikan </w:t>
             </w:r>
@@ -1389,7 +1389,7 @@
               <w:rPr>
                 <w:rFonts w:ascii="Consolas" w:hAnsi="Consolas"/>
                 <w:color w:val="A02828"/>
-                <w:sz w:val="18"/>
+                <w:sz w:val="17"/>
               </w:rPr>
               <w:t>STI-303</w:t>
             </w:r>
@@ -1402,14 +1402,14 @@
         </w:trPr>
         <w:tc>
           <w:tcPr>
-            <w:tcW w:type="dxa" w:w="1505"/>
+            <w:tcW w:type="dxa" w:w="2494"/>
             <w:vAlign w:val="center"/>
             <w:shd w:fill="FFFFFF"/>
             <w:tcMar>
-              <w:top w:w="80" w:type="dxa"/>
-              <w:bottom w:w="80" w:type="dxa"/>
-              <w:left w:w="100" w:type="dxa"/>
-              <w:right w:w="100" w:type="dxa"/>
+              <w:top w:w="70" w:type="dxa"/>
+              <w:bottom w:w="70" w:type="dxa"/>
+              <w:left w:w="90" w:type="dxa"/>
+              <w:right w:w="90" w:type="dxa"/>
             </w:tcMar>
           </w:tcPr>
           <w:p>
@@ -1421,7 +1421,7 @@
               <w:rPr>
                 <w:rFonts w:ascii="Calibri" w:hAnsi="Calibri"/>
                 <w:color w:val="262626"/>
-                <w:sz w:val="19"/>
+                <w:sz w:val="18"/>
               </w:rPr>
               <w:t>8</w:t>
             </w:r>
@@ -1429,14 +1429,14 @@
         </w:tc>
         <w:tc>
           <w:tcPr>
-            <w:tcW w:type="dxa" w:w="1505"/>
+            <w:tcW w:type="dxa" w:w="2494"/>
             <w:vAlign w:val="center"/>
             <w:shd w:fill="FFFFFF"/>
             <w:tcMar>
-              <w:top w:w="80" w:type="dxa"/>
-              <w:bottom w:w="80" w:type="dxa"/>
-              <w:left w:w="100" w:type="dxa"/>
-              <w:right w:w="100" w:type="dxa"/>
+              <w:top w:w="70" w:type="dxa"/>
+              <w:bottom w:w="70" w:type="dxa"/>
+              <w:left w:w="90" w:type="dxa"/>
+              <w:right w:w="90" w:type="dxa"/>
             </w:tcMar>
           </w:tcPr>
           <w:p>
@@ -1449,7 +1449,7 @@
                 <w:rFonts w:ascii="Calibri" w:hAnsi="Calibri"/>
                 <w:b/>
                 <w:color w:val="262626"/>
-                <w:sz w:val="19"/>
+                <w:sz w:val="18"/>
               </w:rPr>
               <w:t>`STI-309`</w:t>
             </w:r>
@@ -1457,14 +1457,14 @@
         </w:tc>
         <w:tc>
           <w:tcPr>
-            <w:tcW w:type="dxa" w:w="1505"/>
+            <w:tcW w:type="dxa" w:w="2494"/>
             <w:vAlign w:val="center"/>
             <w:shd w:fill="FFFFFF"/>
             <w:tcMar>
-              <w:top w:w="80" w:type="dxa"/>
-              <w:bottom w:w="80" w:type="dxa"/>
-              <w:left w:w="100" w:type="dxa"/>
-              <w:right w:w="100" w:type="dxa"/>
+              <w:top w:w="70" w:type="dxa"/>
+              <w:bottom w:w="70" w:type="dxa"/>
+              <w:left w:w="90" w:type="dxa"/>
+              <w:right w:w="90" w:type="dxa"/>
             </w:tcMar>
           </w:tcPr>
           <w:p>
@@ -1476,7 +1476,7 @@
               <w:rPr>
                 <w:rFonts w:ascii="Calibri" w:hAnsi="Calibri"/>
                 <w:color w:val="262626"/>
-                <w:sz w:val="19"/>
+                <w:sz w:val="18"/>
               </w:rPr>
               <w:t>Rekayasa Perangkat Lunak</w:t>
             </w:r>
@@ -1484,14 +1484,14 @@
         </w:tc>
         <w:tc>
           <w:tcPr>
-            <w:tcW w:type="dxa" w:w="1505"/>
+            <w:tcW w:type="dxa" w:w="2494"/>
             <w:vAlign w:val="center"/>
             <w:shd w:fill="FFFFFF"/>
             <w:tcMar>
-              <w:top w:w="80" w:type="dxa"/>
-              <w:bottom w:w="80" w:type="dxa"/>
-              <w:left w:w="100" w:type="dxa"/>
-              <w:right w:w="100" w:type="dxa"/>
+              <w:top w:w="70" w:type="dxa"/>
+              <w:bottom w:w="70" w:type="dxa"/>
+              <w:left w:w="90" w:type="dxa"/>
+              <w:right w:w="90" w:type="dxa"/>
             </w:tcMar>
           </w:tcPr>
           <w:p>
@@ -1503,7 +1503,7 @@
               <w:rPr>
                 <w:rFonts w:ascii="Calibri" w:hAnsi="Calibri"/>
                 <w:color w:val="262626"/>
-                <w:sz w:val="19"/>
+                <w:sz w:val="18"/>
               </w:rPr>
               <w:t>3</w:t>
             </w:r>
@@ -1511,14 +1511,14 @@
         </w:tc>
         <w:tc>
           <w:tcPr>
-            <w:tcW w:type="dxa" w:w="1505"/>
+            <w:tcW w:type="dxa" w:w="2494"/>
             <w:vAlign w:val="center"/>
             <w:shd w:fill="FFFFFF"/>
             <w:tcMar>
-              <w:top w:w="80" w:type="dxa"/>
-              <w:bottom w:w="80" w:type="dxa"/>
-              <w:left w:w="100" w:type="dxa"/>
-              <w:right w:w="100" w:type="dxa"/>
+              <w:top w:w="70" w:type="dxa"/>
+              <w:bottom w:w="70" w:type="dxa"/>
+              <w:left w:w="90" w:type="dxa"/>
+              <w:right w:w="90" w:type="dxa"/>
             </w:tcMar>
           </w:tcPr>
           <w:p>
@@ -1530,7 +1530,7 @@
               <w:rPr>
                 <w:rFonts w:ascii="Calibri" w:hAnsi="Calibri"/>
                 <w:color w:val="262626"/>
-                <w:sz w:val="19"/>
+                <w:sz w:val="18"/>
               </w:rPr>
               <w:t>3</w:t>
             </w:r>
@@ -1538,14 +1538,14 @@
         </w:tc>
         <w:tc>
           <w:tcPr>
-            <w:tcW w:type="dxa" w:w="1505"/>
+            <w:tcW w:type="dxa" w:w="2494"/>
             <w:vAlign w:val="center"/>
             <w:shd w:fill="FFFFFF"/>
             <w:tcMar>
-              <w:top w:w="80" w:type="dxa"/>
-              <w:bottom w:w="80" w:type="dxa"/>
-              <w:left w:w="100" w:type="dxa"/>
-              <w:right w:w="100" w:type="dxa"/>
+              <w:top w:w="70" w:type="dxa"/>
+              <w:bottom w:w="70" w:type="dxa"/>
+              <w:left w:w="90" w:type="dxa"/>
+              <w:right w:w="90" w:type="dxa"/>
             </w:tcMar>
           </w:tcPr>
           <w:p>
@@ -1557,7 +1557,7 @@
               <w:rPr>
                 <w:rFonts w:ascii="Calibri" w:hAnsi="Calibri"/>
                 <w:color w:val="262626"/>
-                <w:sz w:val="19"/>
+                <w:sz w:val="18"/>
               </w:rPr>
               <w:t xml:space="preserve">Menggantikan </w:t>
             </w:r>
@@ -1565,7 +1565,7 @@
               <w:rPr>
                 <w:rFonts w:ascii="Consolas" w:hAnsi="Consolas"/>
                 <w:color w:val="A02828"/>
-                <w:sz w:val="18"/>
+                <w:sz w:val="17"/>
               </w:rPr>
               <w:t>STI-304</w:t>
             </w:r>
@@ -1578,14 +1578,14 @@
         </w:trPr>
         <w:tc>
           <w:tcPr>
-            <w:tcW w:type="dxa" w:w="1505"/>
+            <w:tcW w:type="dxa" w:w="2494"/>
             <w:vAlign w:val="center"/>
             <w:shd w:fill="F2F5F9"/>
             <w:tcMar>
-              <w:top w:w="80" w:type="dxa"/>
-              <w:bottom w:w="80" w:type="dxa"/>
-              <w:left w:w="100" w:type="dxa"/>
-              <w:right w:w="100" w:type="dxa"/>
+              <w:top w:w="70" w:type="dxa"/>
+              <w:bottom w:w="70" w:type="dxa"/>
+              <w:left w:w="90" w:type="dxa"/>
+              <w:right w:w="90" w:type="dxa"/>
             </w:tcMar>
           </w:tcPr>
           <w:p>
@@ -1597,7 +1597,7 @@
               <w:rPr>
                 <w:rFonts w:ascii="Calibri" w:hAnsi="Calibri"/>
                 <w:color w:val="262626"/>
-                <w:sz w:val="19"/>
+                <w:sz w:val="18"/>
               </w:rPr>
               <w:t>9</w:t>
             </w:r>
@@ -1605,14 +1605,14 @@
         </w:tc>
         <w:tc>
           <w:tcPr>
-            <w:tcW w:type="dxa" w:w="1505"/>
+            <w:tcW w:type="dxa" w:w="2494"/>
             <w:vAlign w:val="center"/>
             <w:shd w:fill="F2F5F9"/>
             <w:tcMar>
-              <w:top w:w="80" w:type="dxa"/>
-              <w:bottom w:w="80" w:type="dxa"/>
-              <w:left w:w="100" w:type="dxa"/>
-              <w:right w:w="100" w:type="dxa"/>
+              <w:top w:w="70" w:type="dxa"/>
+              <w:bottom w:w="70" w:type="dxa"/>
+              <w:left w:w="90" w:type="dxa"/>
+              <w:right w:w="90" w:type="dxa"/>
             </w:tcMar>
           </w:tcPr>
           <w:p>
@@ -1625,7 +1625,7 @@
                 <w:rFonts w:ascii="Calibri" w:hAnsi="Calibri"/>
                 <w:b/>
                 <w:color w:val="262626"/>
-                <w:sz w:val="19"/>
+                <w:sz w:val="18"/>
               </w:rPr>
               <w:t>`STI-311`</w:t>
             </w:r>
@@ -1633,14 +1633,14 @@
         </w:tc>
         <w:tc>
           <w:tcPr>
-            <w:tcW w:type="dxa" w:w="1505"/>
+            <w:tcW w:type="dxa" w:w="2494"/>
             <w:vAlign w:val="center"/>
             <w:shd w:fill="F2F5F9"/>
             <w:tcMar>
-              <w:top w:w="80" w:type="dxa"/>
-              <w:bottom w:w="80" w:type="dxa"/>
-              <w:left w:w="100" w:type="dxa"/>
-              <w:right w:w="100" w:type="dxa"/>
+              <w:top w:w="70" w:type="dxa"/>
+              <w:bottom w:w="70" w:type="dxa"/>
+              <w:left w:w="90" w:type="dxa"/>
+              <w:right w:w="90" w:type="dxa"/>
             </w:tcMar>
           </w:tcPr>
           <w:p>
@@ -1652,7 +1652,7 @@
               <w:rPr>
                 <w:rFonts w:ascii="Calibri" w:hAnsi="Calibri"/>
                 <w:color w:val="262626"/>
-                <w:sz w:val="19"/>
+                <w:sz w:val="18"/>
               </w:rPr>
               <w:t>Web Front End Development</w:t>
             </w:r>
@@ -1660,14 +1660,14 @@
         </w:tc>
         <w:tc>
           <w:tcPr>
-            <w:tcW w:type="dxa" w:w="1505"/>
+            <w:tcW w:type="dxa" w:w="2494"/>
             <w:vAlign w:val="center"/>
             <w:shd w:fill="F2F5F9"/>
             <w:tcMar>
-              <w:top w:w="80" w:type="dxa"/>
-              <w:bottom w:w="80" w:type="dxa"/>
-              <w:left w:w="100" w:type="dxa"/>
-              <w:right w:w="100" w:type="dxa"/>
+              <w:top w:w="70" w:type="dxa"/>
+              <w:bottom w:w="70" w:type="dxa"/>
+              <w:left w:w="90" w:type="dxa"/>
+              <w:right w:w="90" w:type="dxa"/>
             </w:tcMar>
           </w:tcPr>
           <w:p>
@@ -1679,7 +1679,7 @@
               <w:rPr>
                 <w:rFonts w:ascii="Calibri" w:hAnsi="Calibri"/>
                 <w:color w:val="262626"/>
-                <w:sz w:val="19"/>
+                <w:sz w:val="18"/>
               </w:rPr>
               <w:t>3</w:t>
             </w:r>
@@ -1687,14 +1687,14 @@
         </w:tc>
         <w:tc>
           <w:tcPr>
-            <w:tcW w:type="dxa" w:w="1505"/>
+            <w:tcW w:type="dxa" w:w="2494"/>
             <w:vAlign w:val="center"/>
             <w:shd w:fill="F2F5F9"/>
             <w:tcMar>
-              <w:top w:w="80" w:type="dxa"/>
-              <w:bottom w:w="80" w:type="dxa"/>
-              <w:left w:w="100" w:type="dxa"/>
-              <w:right w:w="100" w:type="dxa"/>
+              <w:top w:w="70" w:type="dxa"/>
+              <w:bottom w:w="70" w:type="dxa"/>
+              <w:left w:w="90" w:type="dxa"/>
+              <w:right w:w="90" w:type="dxa"/>
             </w:tcMar>
           </w:tcPr>
           <w:p>
@@ -1706,7 +1706,7 @@
               <w:rPr>
                 <w:rFonts w:ascii="Calibri" w:hAnsi="Calibri"/>
                 <w:color w:val="262626"/>
-                <w:sz w:val="19"/>
+                <w:sz w:val="18"/>
               </w:rPr>
               <w:t>3</w:t>
             </w:r>
@@ -1714,14 +1714,14 @@
         </w:tc>
         <w:tc>
           <w:tcPr>
-            <w:tcW w:type="dxa" w:w="1505"/>
+            <w:tcW w:type="dxa" w:w="2494"/>
             <w:vAlign w:val="center"/>
             <w:shd w:fill="F2F5F9"/>
             <w:tcMar>
-              <w:top w:w="80" w:type="dxa"/>
-              <w:bottom w:w="80" w:type="dxa"/>
-              <w:left w:w="100" w:type="dxa"/>
-              <w:right w:w="100" w:type="dxa"/>
+              <w:top w:w="70" w:type="dxa"/>
+              <w:bottom w:w="70" w:type="dxa"/>
+              <w:left w:w="90" w:type="dxa"/>
+              <w:right w:w="90" w:type="dxa"/>
             </w:tcMar>
           </w:tcPr>
           <w:p>
@@ -1733,7 +1733,7 @@
               <w:rPr>
                 <w:rFonts w:ascii="Calibri" w:hAnsi="Calibri"/>
                 <w:color w:val="262626"/>
-                <w:sz w:val="19"/>
+                <w:sz w:val="18"/>
               </w:rPr>
               <w:t xml:space="preserve">Menggantikan </w:t>
             </w:r>
@@ -1741,7 +1741,7 @@
               <w:rPr>
                 <w:rFonts w:ascii="Consolas" w:hAnsi="Consolas"/>
                 <w:color w:val="A02828"/>
-                <w:sz w:val="18"/>
+                <w:sz w:val="17"/>
               </w:rPr>
               <w:t>STI-306</w:t>
             </w:r>
@@ -1754,14 +1754,14 @@
         </w:trPr>
         <w:tc>
           <w:tcPr>
-            <w:tcW w:type="dxa" w:w="1505"/>
+            <w:tcW w:type="dxa" w:w="2494"/>
             <w:vAlign w:val="center"/>
             <w:shd w:fill="FFFFFF"/>
             <w:tcMar>
-              <w:top w:w="80" w:type="dxa"/>
-              <w:bottom w:w="80" w:type="dxa"/>
-              <w:left w:w="100" w:type="dxa"/>
-              <w:right w:w="100" w:type="dxa"/>
+              <w:top w:w="70" w:type="dxa"/>
+              <w:bottom w:w="70" w:type="dxa"/>
+              <w:left w:w="90" w:type="dxa"/>
+              <w:right w:w="90" w:type="dxa"/>
             </w:tcMar>
           </w:tcPr>
           <w:p>
@@ -1773,7 +1773,7 @@
               <w:rPr>
                 <w:rFonts w:ascii="Calibri" w:hAnsi="Calibri"/>
                 <w:color w:val="262626"/>
-                <w:sz w:val="19"/>
+                <w:sz w:val="18"/>
               </w:rPr>
               <w:t>10</w:t>
             </w:r>
@@ -1781,14 +1781,14 @@
         </w:tc>
         <w:tc>
           <w:tcPr>
-            <w:tcW w:type="dxa" w:w="1505"/>
+            <w:tcW w:type="dxa" w:w="2494"/>
             <w:vAlign w:val="center"/>
             <w:shd w:fill="FFFFFF"/>
             <w:tcMar>
-              <w:top w:w="80" w:type="dxa"/>
-              <w:bottom w:w="80" w:type="dxa"/>
-              <w:left w:w="100" w:type="dxa"/>
-              <w:right w:w="100" w:type="dxa"/>
+              <w:top w:w="70" w:type="dxa"/>
+              <w:bottom w:w="70" w:type="dxa"/>
+              <w:left w:w="90" w:type="dxa"/>
+              <w:right w:w="90" w:type="dxa"/>
             </w:tcMar>
           </w:tcPr>
           <w:p>
@@ -1801,7 +1801,7 @@
                 <w:rFonts w:ascii="Calibri" w:hAnsi="Calibri"/>
                 <w:b/>
                 <w:color w:val="262626"/>
-                <w:sz w:val="19"/>
+                <w:sz w:val="18"/>
               </w:rPr>
               <w:t>`STI-312`</w:t>
             </w:r>
@@ -1809,14 +1809,14 @@
         </w:tc>
         <w:tc>
           <w:tcPr>
-            <w:tcW w:type="dxa" w:w="1505"/>
+            <w:tcW w:type="dxa" w:w="2494"/>
             <w:vAlign w:val="center"/>
             <w:shd w:fill="FFFFFF"/>
             <w:tcMar>
-              <w:top w:w="80" w:type="dxa"/>
-              <w:bottom w:w="80" w:type="dxa"/>
-              <w:left w:w="100" w:type="dxa"/>
-              <w:right w:w="100" w:type="dxa"/>
+              <w:top w:w="70" w:type="dxa"/>
+              <w:bottom w:w="70" w:type="dxa"/>
+              <w:left w:w="90" w:type="dxa"/>
+              <w:right w:w="90" w:type="dxa"/>
             </w:tcMar>
           </w:tcPr>
           <w:p>
@@ -1828,7 +1828,7 @@
               <w:rPr>
                 <w:rFonts w:ascii="Calibri" w:hAnsi="Calibri"/>
                 <w:color w:val="262626"/>
-                <w:sz w:val="19"/>
+                <w:sz w:val="18"/>
               </w:rPr>
               <w:t>Jaringan Komputer</w:t>
             </w:r>
@@ -1836,14 +1836,14 @@
         </w:tc>
         <w:tc>
           <w:tcPr>
-            <w:tcW w:type="dxa" w:w="1505"/>
+            <w:tcW w:type="dxa" w:w="2494"/>
             <w:vAlign w:val="center"/>
             <w:shd w:fill="FFFFFF"/>
             <w:tcMar>
-              <w:top w:w="80" w:type="dxa"/>
-              <w:bottom w:w="80" w:type="dxa"/>
-              <w:left w:w="100" w:type="dxa"/>
-              <w:right w:w="100" w:type="dxa"/>
+              <w:top w:w="70" w:type="dxa"/>
+              <w:bottom w:w="70" w:type="dxa"/>
+              <w:left w:w="90" w:type="dxa"/>
+              <w:right w:w="90" w:type="dxa"/>
             </w:tcMar>
           </w:tcPr>
           <w:p>
@@ -1855,7 +1855,7 @@
               <w:rPr>
                 <w:rFonts w:ascii="Calibri" w:hAnsi="Calibri"/>
                 <w:color w:val="262626"/>
-                <w:sz w:val="19"/>
+                <w:sz w:val="18"/>
               </w:rPr>
               <w:t>3</w:t>
             </w:r>
@@ -1863,14 +1863,14 @@
         </w:tc>
         <w:tc>
           <w:tcPr>
-            <w:tcW w:type="dxa" w:w="1505"/>
+            <w:tcW w:type="dxa" w:w="2494"/>
             <w:vAlign w:val="center"/>
             <w:shd w:fill="FFFFFF"/>
             <w:tcMar>
-              <w:top w:w="80" w:type="dxa"/>
-              <w:bottom w:w="80" w:type="dxa"/>
-              <w:left w:w="100" w:type="dxa"/>
-              <w:right w:w="100" w:type="dxa"/>
+              <w:top w:w="70" w:type="dxa"/>
+              <w:bottom w:w="70" w:type="dxa"/>
+              <w:left w:w="90" w:type="dxa"/>
+              <w:right w:w="90" w:type="dxa"/>
             </w:tcMar>
           </w:tcPr>
           <w:p>
@@ -1882,7 +1882,7 @@
               <w:rPr>
                 <w:rFonts w:ascii="Calibri" w:hAnsi="Calibri"/>
                 <w:color w:val="262626"/>
-                <w:sz w:val="19"/>
+                <w:sz w:val="18"/>
               </w:rPr>
               <w:t>3</w:t>
             </w:r>
@@ -1890,14 +1890,14 @@
         </w:tc>
         <w:tc>
           <w:tcPr>
-            <w:tcW w:type="dxa" w:w="1505"/>
+            <w:tcW w:type="dxa" w:w="2494"/>
             <w:vAlign w:val="center"/>
             <w:shd w:fill="FFFFFF"/>
             <w:tcMar>
-              <w:top w:w="80" w:type="dxa"/>
-              <w:bottom w:w="80" w:type="dxa"/>
-              <w:left w:w="100" w:type="dxa"/>
-              <w:right w:w="100" w:type="dxa"/>
+              <w:top w:w="70" w:type="dxa"/>
+              <w:bottom w:w="70" w:type="dxa"/>
+              <w:left w:w="90" w:type="dxa"/>
+              <w:right w:w="90" w:type="dxa"/>
             </w:tcMar>
           </w:tcPr>
           <w:p>
@@ -1909,7 +1909,7 @@
               <w:rPr>
                 <w:rFonts w:ascii="Calibri" w:hAnsi="Calibri"/>
                 <w:color w:val="262626"/>
-                <w:sz w:val="19"/>
+                <w:sz w:val="18"/>
               </w:rPr>
               <w:t xml:space="preserve">Menggantikan </w:t>
             </w:r>
@@ -1917,7 +1917,7 @@
               <w:rPr>
                 <w:rFonts w:ascii="Consolas" w:hAnsi="Consolas"/>
                 <w:color w:val="A02828"/>
-                <w:sz w:val="18"/>
+                <w:sz w:val="17"/>
               </w:rPr>
               <w:t>STI-307</w:t>
             </w:r>
@@ -1930,14 +1930,14 @@
         </w:trPr>
         <w:tc>
           <w:tcPr>
-            <w:tcW w:type="dxa" w:w="1505"/>
+            <w:tcW w:type="dxa" w:w="2494"/>
             <w:vAlign w:val="center"/>
             <w:shd w:fill="F2F5F9"/>
             <w:tcMar>
-              <w:top w:w="80" w:type="dxa"/>
-              <w:bottom w:w="80" w:type="dxa"/>
-              <w:left w:w="100" w:type="dxa"/>
-              <w:right w:w="100" w:type="dxa"/>
+              <w:top w:w="70" w:type="dxa"/>
+              <w:bottom w:w="70" w:type="dxa"/>
+              <w:left w:w="90" w:type="dxa"/>
+              <w:right w:w="90" w:type="dxa"/>
             </w:tcMar>
           </w:tcPr>
           <w:p>
@@ -1949,7 +1949,7 @@
               <w:rPr>
                 <w:rFonts w:ascii="Calibri" w:hAnsi="Calibri"/>
                 <w:color w:val="262626"/>
-                <w:sz w:val="19"/>
+                <w:sz w:val="18"/>
               </w:rPr>
               <w:t>11</w:t>
             </w:r>
@@ -1957,14 +1957,14 @@
         </w:tc>
         <w:tc>
           <w:tcPr>
-            <w:tcW w:type="dxa" w:w="1505"/>
+            <w:tcW w:type="dxa" w:w="2494"/>
             <w:vAlign w:val="center"/>
             <w:shd w:fill="F2F5F9"/>
             <w:tcMar>
-              <w:top w:w="80" w:type="dxa"/>
-              <w:bottom w:w="80" w:type="dxa"/>
-              <w:left w:w="100" w:type="dxa"/>
-              <w:right w:w="100" w:type="dxa"/>
+              <w:top w:w="70" w:type="dxa"/>
+              <w:bottom w:w="70" w:type="dxa"/>
+              <w:left w:w="90" w:type="dxa"/>
+              <w:right w:w="90" w:type="dxa"/>
             </w:tcMar>
           </w:tcPr>
           <w:p>
@@ -1977,7 +1977,7 @@
                 <w:rFonts w:ascii="Calibri" w:hAnsi="Calibri"/>
                 <w:b/>
                 <w:color w:val="262626"/>
-                <w:sz w:val="19"/>
+                <w:sz w:val="18"/>
               </w:rPr>
               <w:t>`STI-310`</w:t>
             </w:r>
@@ -1985,14 +1985,14 @@
         </w:tc>
         <w:tc>
           <w:tcPr>
-            <w:tcW w:type="dxa" w:w="1505"/>
+            <w:tcW w:type="dxa" w:w="2494"/>
             <w:vAlign w:val="center"/>
             <w:shd w:fill="F2F5F9"/>
             <w:tcMar>
-              <w:top w:w="80" w:type="dxa"/>
-              <w:bottom w:w="80" w:type="dxa"/>
-              <w:left w:w="100" w:type="dxa"/>
-              <w:right w:w="100" w:type="dxa"/>
+              <w:top w:w="70" w:type="dxa"/>
+              <w:bottom w:w="70" w:type="dxa"/>
+              <w:left w:w="90" w:type="dxa"/>
+              <w:right w:w="90" w:type="dxa"/>
             </w:tcMar>
           </w:tcPr>
           <w:p>
@@ -2004,7 +2004,7 @@
               <w:rPr>
                 <w:rFonts w:ascii="Calibri" w:hAnsi="Calibri"/>
                 <w:color w:val="262626"/>
-                <w:sz w:val="19"/>
+                <w:sz w:val="18"/>
               </w:rPr>
               <w:t>Sistem Operasi</w:t>
             </w:r>
@@ -2012,14 +2012,14 @@
         </w:tc>
         <w:tc>
           <w:tcPr>
-            <w:tcW w:type="dxa" w:w="1505"/>
+            <w:tcW w:type="dxa" w:w="2494"/>
             <w:vAlign w:val="center"/>
             <w:shd w:fill="F2F5F9"/>
             <w:tcMar>
-              <w:top w:w="80" w:type="dxa"/>
-              <w:bottom w:w="80" w:type="dxa"/>
-              <w:left w:w="100" w:type="dxa"/>
-              <w:right w:w="100" w:type="dxa"/>
+              <w:top w:w="70" w:type="dxa"/>
+              <w:bottom w:w="70" w:type="dxa"/>
+              <w:left w:w="90" w:type="dxa"/>
+              <w:right w:w="90" w:type="dxa"/>
             </w:tcMar>
           </w:tcPr>
           <w:p>
@@ -2031,7 +2031,7 @@
               <w:rPr>
                 <w:rFonts w:ascii="Calibri" w:hAnsi="Calibri"/>
                 <w:color w:val="262626"/>
-                <w:sz w:val="19"/>
+                <w:sz w:val="18"/>
               </w:rPr>
               <w:t>3</w:t>
             </w:r>
@@ -2039,14 +2039,14 @@
         </w:tc>
         <w:tc>
           <w:tcPr>
-            <w:tcW w:type="dxa" w:w="1505"/>
+            <w:tcW w:type="dxa" w:w="2494"/>
             <w:vAlign w:val="center"/>
             <w:shd w:fill="F2F5F9"/>
             <w:tcMar>
-              <w:top w:w="80" w:type="dxa"/>
-              <w:bottom w:w="80" w:type="dxa"/>
-              <w:left w:w="100" w:type="dxa"/>
-              <w:right w:w="100" w:type="dxa"/>
+              <w:top w:w="70" w:type="dxa"/>
+              <w:bottom w:w="70" w:type="dxa"/>
+              <w:left w:w="90" w:type="dxa"/>
+              <w:right w:w="90" w:type="dxa"/>
             </w:tcMar>
           </w:tcPr>
           <w:p>
@@ -2058,7 +2058,7 @@
               <w:rPr>
                 <w:rFonts w:ascii="Calibri" w:hAnsi="Calibri"/>
                 <w:color w:val="262626"/>
-                <w:sz w:val="19"/>
+                <w:sz w:val="18"/>
               </w:rPr>
               <w:t>3</w:t>
             </w:r>
@@ -2066,14 +2066,14 @@
         </w:tc>
         <w:tc>
           <w:tcPr>
-            <w:tcW w:type="dxa" w:w="1505"/>
+            <w:tcW w:type="dxa" w:w="2494"/>
             <w:vAlign w:val="center"/>
             <w:shd w:fill="F2F5F9"/>
             <w:tcMar>
-              <w:top w:w="80" w:type="dxa"/>
-              <w:bottom w:w="80" w:type="dxa"/>
-              <w:left w:w="100" w:type="dxa"/>
-              <w:right w:w="100" w:type="dxa"/>
+              <w:top w:w="70" w:type="dxa"/>
+              <w:bottom w:w="70" w:type="dxa"/>
+              <w:left w:w="90" w:type="dxa"/>
+              <w:right w:w="90" w:type="dxa"/>
             </w:tcMar>
           </w:tcPr>
           <w:p>
@@ -2085,7 +2085,7 @@
               <w:rPr>
                 <w:rFonts w:ascii="Calibri" w:hAnsi="Calibri"/>
                 <w:color w:val="262626"/>
-                <w:sz w:val="19"/>
+                <w:sz w:val="18"/>
               </w:rPr>
               <w:t xml:space="preserve">Menggantikan </w:t>
             </w:r>
@@ -2093,7 +2093,7 @@
               <w:rPr>
                 <w:rFonts w:ascii="Consolas" w:hAnsi="Consolas"/>
                 <w:color w:val="A02828"/>
-                <w:sz w:val="18"/>
+                <w:sz w:val="17"/>
               </w:rPr>
               <w:t>STI-305</w:t>
             </w:r>
@@ -2103,7 +2103,7 @@
     </w:tbl>
     <w:p>
       <w:pPr>
-        <w:spacing w:after="120"/>
+        <w:spacing w:after="100"/>
       </w:pPr>
     </w:p>
     <w:p>
@@ -2113,9 +2113,9 @@
       <w:r>
         <w:rPr>
           <w:color w:val="C8D2E1"/>
-          <w:sz w:val="16"/>
+          <w:sz w:val="14"/>
         </w:rPr>
-        <w:t>_________________________________________________________________________________</w:t>
+        <w:t>————————————————————————————————————————————————————————————————————————————————————————————————————————————————————————</w:t>
       </w:r>
     </w:p>
     <w:p>
@@ -2149,9 +2149,9 @@
         </w:tblBorders>
       </w:tblPr>
       <w:tblGrid>
-        <w:gridCol w:w="3010"/>
-        <w:gridCol w:w="3010"/>
-        <w:gridCol w:w="3010"/>
+        <w:gridCol w:w="4987"/>
+        <w:gridCol w:w="4987"/>
+        <w:gridCol w:w="4987"/>
       </w:tblGrid>
       <w:tr>
         <w:trPr>
@@ -2161,7 +2161,7 @@
         </w:trPr>
         <w:tc>
           <w:tcPr>
-            <w:tcW w:type="dxa" w:w="3010"/>
+            <w:tcW w:type="dxa" w:w="4987"/>
             <w:vAlign w:val="center"/>
             <w:shd w:fill="1F3864"/>
             <w:tcMar>
@@ -2189,7 +2189,7 @@
         </w:tc>
         <w:tc>
           <w:tcPr>
-            <w:tcW w:type="dxa" w:w="3010"/>
+            <w:tcW w:type="dxa" w:w="4987"/>
             <w:vAlign w:val="center"/>
             <w:shd w:fill="1F3864"/>
             <w:tcMar>
@@ -2217,7 +2217,7 @@
         </w:tc>
         <w:tc>
           <w:tcPr>
-            <w:tcW w:type="dxa" w:w="3010"/>
+            <w:tcW w:type="dxa" w:w="4987"/>
             <w:vAlign w:val="center"/>
             <w:shd w:fill="1F3864"/>
             <w:tcMar>
@@ -2250,14 +2250,14 @@
         </w:trPr>
         <w:tc>
           <w:tcPr>
-            <w:tcW w:type="dxa" w:w="3010"/>
+            <w:tcW w:type="dxa" w:w="4987"/>
             <w:vAlign w:val="center"/>
             <w:shd w:fill="FFFFFF"/>
             <w:tcMar>
-              <w:top w:w="80" w:type="dxa"/>
-              <w:bottom w:w="80" w:type="dxa"/>
-              <w:left w:w="100" w:type="dxa"/>
-              <w:right w:w="100" w:type="dxa"/>
+              <w:top w:w="70" w:type="dxa"/>
+              <w:bottom w:w="70" w:type="dxa"/>
+              <w:left w:w="90" w:type="dxa"/>
+              <w:right w:w="90" w:type="dxa"/>
             </w:tcMar>
           </w:tcPr>
           <w:p>
@@ -2277,14 +2277,14 @@
         </w:tc>
         <w:tc>
           <w:tcPr>
-            <w:tcW w:type="dxa" w:w="3010"/>
+            <w:tcW w:type="dxa" w:w="4987"/>
             <w:vAlign w:val="center"/>
             <w:shd w:fill="FFFFFF"/>
             <w:tcMar>
-              <w:top w:w="80" w:type="dxa"/>
-              <w:bottom w:w="80" w:type="dxa"/>
-              <w:left w:w="100" w:type="dxa"/>
-              <w:right w:w="100" w:type="dxa"/>
+              <w:top w:w="70" w:type="dxa"/>
+              <w:bottom w:w="70" w:type="dxa"/>
+              <w:left w:w="90" w:type="dxa"/>
+              <w:right w:w="90" w:type="dxa"/>
             </w:tcMar>
           </w:tcPr>
           <w:p>
@@ -2305,14 +2305,14 @@
         </w:tc>
         <w:tc>
           <w:tcPr>
-            <w:tcW w:type="dxa" w:w="3010"/>
+            <w:tcW w:type="dxa" w:w="4987"/>
             <w:vAlign w:val="center"/>
             <w:shd w:fill="FFFFFF"/>
             <w:tcMar>
-              <w:top w:w="80" w:type="dxa"/>
-              <w:bottom w:w="80" w:type="dxa"/>
-              <w:left w:w="100" w:type="dxa"/>
-              <w:right w:w="100" w:type="dxa"/>
+              <w:top w:w="70" w:type="dxa"/>
+              <w:bottom w:w="70" w:type="dxa"/>
+              <w:left w:w="90" w:type="dxa"/>
+              <w:right w:w="90" w:type="dxa"/>
             </w:tcMar>
           </w:tcPr>
           <w:p>
@@ -2337,14 +2337,14 @@
         </w:trPr>
         <w:tc>
           <w:tcPr>
-            <w:tcW w:type="dxa" w:w="3010"/>
+            <w:tcW w:type="dxa" w:w="4987"/>
             <w:vAlign w:val="center"/>
             <w:shd w:fill="F2F5F9"/>
             <w:tcMar>
-              <w:top w:w="80" w:type="dxa"/>
-              <w:bottom w:w="80" w:type="dxa"/>
-              <w:left w:w="100" w:type="dxa"/>
-              <w:right w:w="100" w:type="dxa"/>
+              <w:top w:w="70" w:type="dxa"/>
+              <w:bottom w:w="70" w:type="dxa"/>
+              <w:left w:w="90" w:type="dxa"/>
+              <w:right w:w="90" w:type="dxa"/>
             </w:tcMar>
           </w:tcPr>
           <w:p>
@@ -2364,14 +2364,14 @@
         </w:tc>
         <w:tc>
           <w:tcPr>
-            <w:tcW w:type="dxa" w:w="3010"/>
+            <w:tcW w:type="dxa" w:w="4987"/>
             <w:vAlign w:val="center"/>
             <w:shd w:fill="F2F5F9"/>
             <w:tcMar>
-              <w:top w:w="80" w:type="dxa"/>
-              <w:bottom w:w="80" w:type="dxa"/>
-              <w:left w:w="100" w:type="dxa"/>
-              <w:right w:w="100" w:type="dxa"/>
+              <w:top w:w="70" w:type="dxa"/>
+              <w:bottom w:w="70" w:type="dxa"/>
+              <w:left w:w="90" w:type="dxa"/>
+              <w:right w:w="90" w:type="dxa"/>
             </w:tcMar>
           </w:tcPr>
           <w:p>
@@ -2392,14 +2392,14 @@
         </w:tc>
         <w:tc>
           <w:tcPr>
-            <w:tcW w:type="dxa" w:w="3010"/>
+            <w:tcW w:type="dxa" w:w="4987"/>
             <w:vAlign w:val="center"/>
             <w:shd w:fill="F2F5F9"/>
             <w:tcMar>
-              <w:top w:w="80" w:type="dxa"/>
-              <w:bottom w:w="80" w:type="dxa"/>
-              <w:left w:w="100" w:type="dxa"/>
-              <w:right w:w="100" w:type="dxa"/>
+              <w:top w:w="70" w:type="dxa"/>
+              <w:bottom w:w="70" w:type="dxa"/>
+              <w:left w:w="90" w:type="dxa"/>
+              <w:right w:w="90" w:type="dxa"/>
             </w:tcMar>
           </w:tcPr>
           <w:p>
@@ -2424,14 +2424,14 @@
         </w:trPr>
         <w:tc>
           <w:tcPr>
-            <w:tcW w:type="dxa" w:w="3010"/>
+            <w:tcW w:type="dxa" w:w="4987"/>
             <w:vAlign w:val="center"/>
             <w:shd w:fill="FFFFFF"/>
             <w:tcMar>
-              <w:top w:w="80" w:type="dxa"/>
-              <w:bottom w:w="80" w:type="dxa"/>
-              <w:left w:w="100" w:type="dxa"/>
-              <w:right w:w="100" w:type="dxa"/>
+              <w:top w:w="70" w:type="dxa"/>
+              <w:bottom w:w="70" w:type="dxa"/>
+              <w:left w:w="90" w:type="dxa"/>
+              <w:right w:w="90" w:type="dxa"/>
             </w:tcMar>
           </w:tcPr>
           <w:p>
@@ -2451,14 +2451,14 @@
         </w:tc>
         <w:tc>
           <w:tcPr>
-            <w:tcW w:type="dxa" w:w="3010"/>
+            <w:tcW w:type="dxa" w:w="4987"/>
             <w:vAlign w:val="center"/>
             <w:shd w:fill="FFFFFF"/>
             <w:tcMar>
-              <w:top w:w="80" w:type="dxa"/>
-              <w:bottom w:w="80" w:type="dxa"/>
-              <w:left w:w="100" w:type="dxa"/>
-              <w:right w:w="100" w:type="dxa"/>
+              <w:top w:w="70" w:type="dxa"/>
+              <w:bottom w:w="70" w:type="dxa"/>
+              <w:left w:w="90" w:type="dxa"/>
+              <w:right w:w="90" w:type="dxa"/>
             </w:tcMar>
           </w:tcPr>
           <w:p>
@@ -2479,14 +2479,14 @@
         </w:tc>
         <w:tc>
           <w:tcPr>
-            <w:tcW w:type="dxa" w:w="3010"/>
+            <w:tcW w:type="dxa" w:w="4987"/>
             <w:vAlign w:val="center"/>
             <w:shd w:fill="FFFFFF"/>
             <w:tcMar>
-              <w:top w:w="80" w:type="dxa"/>
-              <w:bottom w:w="80" w:type="dxa"/>
-              <w:left w:w="100" w:type="dxa"/>
-              <w:right w:w="100" w:type="dxa"/>
+              <w:top w:w="70" w:type="dxa"/>
+              <w:bottom w:w="70" w:type="dxa"/>
+              <w:left w:w="90" w:type="dxa"/>
+              <w:right w:w="90" w:type="dxa"/>
             </w:tcMar>
           </w:tcPr>
           <w:p>
@@ -2511,14 +2511,14 @@
         </w:trPr>
         <w:tc>
           <w:tcPr>
-            <w:tcW w:type="dxa" w:w="3010"/>
+            <w:tcW w:type="dxa" w:w="4987"/>
             <w:vAlign w:val="center"/>
             <w:shd w:fill="F2F5F9"/>
             <w:tcMar>
-              <w:top w:w="80" w:type="dxa"/>
-              <w:bottom w:w="80" w:type="dxa"/>
-              <w:left w:w="100" w:type="dxa"/>
-              <w:right w:w="100" w:type="dxa"/>
+              <w:top w:w="70" w:type="dxa"/>
+              <w:bottom w:w="70" w:type="dxa"/>
+              <w:left w:w="90" w:type="dxa"/>
+              <w:right w:w="90" w:type="dxa"/>
             </w:tcMar>
           </w:tcPr>
           <w:p>
@@ -2538,14 +2538,14 @@
         </w:tc>
         <w:tc>
           <w:tcPr>
-            <w:tcW w:type="dxa" w:w="3010"/>
+            <w:tcW w:type="dxa" w:w="4987"/>
             <w:vAlign w:val="center"/>
             <w:shd w:fill="F2F5F9"/>
             <w:tcMar>
-              <w:top w:w="80" w:type="dxa"/>
-              <w:bottom w:w="80" w:type="dxa"/>
-              <w:left w:w="100" w:type="dxa"/>
-              <w:right w:w="100" w:type="dxa"/>
+              <w:top w:w="70" w:type="dxa"/>
+              <w:bottom w:w="70" w:type="dxa"/>
+              <w:left w:w="90" w:type="dxa"/>
+              <w:right w:w="90" w:type="dxa"/>
             </w:tcMar>
           </w:tcPr>
           <w:p>
@@ -2566,14 +2566,14 @@
         </w:tc>
         <w:tc>
           <w:tcPr>
-            <w:tcW w:type="dxa" w:w="3010"/>
+            <w:tcW w:type="dxa" w:w="4987"/>
             <w:vAlign w:val="center"/>
             <w:shd w:fill="F2F5F9"/>
             <w:tcMar>
-              <w:top w:w="80" w:type="dxa"/>
-              <w:bottom w:w="80" w:type="dxa"/>
-              <w:left w:w="100" w:type="dxa"/>
-              <w:right w:w="100" w:type="dxa"/>
+              <w:top w:w="70" w:type="dxa"/>
+              <w:bottom w:w="70" w:type="dxa"/>
+              <w:left w:w="90" w:type="dxa"/>
+              <w:right w:w="90" w:type="dxa"/>
             </w:tcMar>
           </w:tcPr>
           <w:p>
@@ -2598,14 +2598,14 @@
         </w:trPr>
         <w:tc>
           <w:tcPr>
-            <w:tcW w:type="dxa" w:w="3010"/>
+            <w:tcW w:type="dxa" w:w="4987"/>
             <w:vAlign w:val="center"/>
             <w:shd w:fill="FFFFFF"/>
             <w:tcMar>
-              <w:top w:w="80" w:type="dxa"/>
-              <w:bottom w:w="80" w:type="dxa"/>
-              <w:left w:w="100" w:type="dxa"/>
-              <w:right w:w="100" w:type="dxa"/>
+              <w:top w:w="70" w:type="dxa"/>
+              <w:bottom w:w="70" w:type="dxa"/>
+              <w:left w:w="90" w:type="dxa"/>
+              <w:right w:w="90" w:type="dxa"/>
             </w:tcMar>
           </w:tcPr>
           <w:p>
@@ -2625,14 +2625,14 @@
         </w:tc>
         <w:tc>
           <w:tcPr>
-            <w:tcW w:type="dxa" w:w="3010"/>
+            <w:tcW w:type="dxa" w:w="4987"/>
             <w:vAlign w:val="center"/>
             <w:shd w:fill="FFFFFF"/>
             <w:tcMar>
-              <w:top w:w="80" w:type="dxa"/>
-              <w:bottom w:w="80" w:type="dxa"/>
-              <w:left w:w="100" w:type="dxa"/>
-              <w:right w:w="100" w:type="dxa"/>
+              <w:top w:w="70" w:type="dxa"/>
+              <w:bottom w:w="70" w:type="dxa"/>
+              <w:left w:w="90" w:type="dxa"/>
+              <w:right w:w="90" w:type="dxa"/>
             </w:tcMar>
           </w:tcPr>
           <w:p>
@@ -2653,14 +2653,14 @@
         </w:tc>
         <w:tc>
           <w:tcPr>
-            <w:tcW w:type="dxa" w:w="3010"/>
+            <w:tcW w:type="dxa" w:w="4987"/>
             <w:vAlign w:val="center"/>
             <w:shd w:fill="FFFFFF"/>
             <w:tcMar>
-              <w:top w:w="80" w:type="dxa"/>
-              <w:bottom w:w="80" w:type="dxa"/>
-              <w:left w:w="100" w:type="dxa"/>
-              <w:right w:w="100" w:type="dxa"/>
+              <w:top w:w="70" w:type="dxa"/>
+              <w:bottom w:w="70" w:type="dxa"/>
+              <w:left w:w="90" w:type="dxa"/>
+              <w:right w:w="90" w:type="dxa"/>
             </w:tcMar>
           </w:tcPr>
           <w:p>
@@ -2685,14 +2685,14 @@
         </w:trPr>
         <w:tc>
           <w:tcPr>
-            <w:tcW w:type="dxa" w:w="3010"/>
+            <w:tcW w:type="dxa" w:w="4987"/>
             <w:vAlign w:val="center"/>
             <w:shd w:fill="F2F5F9"/>
             <w:tcMar>
-              <w:top w:w="80" w:type="dxa"/>
-              <w:bottom w:w="80" w:type="dxa"/>
-              <w:left w:w="100" w:type="dxa"/>
-              <w:right w:w="100" w:type="dxa"/>
+              <w:top w:w="70" w:type="dxa"/>
+              <w:bottom w:w="70" w:type="dxa"/>
+              <w:left w:w="90" w:type="dxa"/>
+              <w:right w:w="90" w:type="dxa"/>
             </w:tcMar>
           </w:tcPr>
           <w:p>
@@ -2712,14 +2712,14 @@
         </w:tc>
         <w:tc>
           <w:tcPr>
-            <w:tcW w:type="dxa" w:w="3010"/>
+            <w:tcW w:type="dxa" w:w="4987"/>
             <w:vAlign w:val="center"/>
             <w:shd w:fill="F2F5F9"/>
             <w:tcMar>
-              <w:top w:w="80" w:type="dxa"/>
-              <w:bottom w:w="80" w:type="dxa"/>
-              <w:left w:w="100" w:type="dxa"/>
-              <w:right w:w="100" w:type="dxa"/>
+              <w:top w:w="70" w:type="dxa"/>
+              <w:bottom w:w="70" w:type="dxa"/>
+              <w:left w:w="90" w:type="dxa"/>
+              <w:right w:w="90" w:type="dxa"/>
             </w:tcMar>
           </w:tcPr>
           <w:p>
@@ -2740,14 +2740,14 @@
         </w:tc>
         <w:tc>
           <w:tcPr>
-            <w:tcW w:type="dxa" w:w="3010"/>
+            <w:tcW w:type="dxa" w:w="4987"/>
             <w:vAlign w:val="center"/>
             <w:shd w:fill="F2F5F9"/>
             <w:tcMar>
-              <w:top w:w="80" w:type="dxa"/>
-              <w:bottom w:w="80" w:type="dxa"/>
-              <w:left w:w="100" w:type="dxa"/>
-              <w:right w:w="100" w:type="dxa"/>
+              <w:top w:w="70" w:type="dxa"/>
+              <w:bottom w:w="70" w:type="dxa"/>
+              <w:left w:w="90" w:type="dxa"/>
+              <w:right w:w="90" w:type="dxa"/>
             </w:tcMar>
           </w:tcPr>
           <w:p>
@@ -2772,14 +2772,14 @@
         </w:trPr>
         <w:tc>
           <w:tcPr>
-            <w:tcW w:type="dxa" w:w="3010"/>
+            <w:tcW w:type="dxa" w:w="4987"/>
             <w:vAlign w:val="center"/>
             <w:shd w:fill="FFFFFF"/>
             <w:tcMar>
-              <w:top w:w="80" w:type="dxa"/>
-              <w:bottom w:w="80" w:type="dxa"/>
-              <w:left w:w="100" w:type="dxa"/>
-              <w:right w:w="100" w:type="dxa"/>
+              <w:top w:w="70" w:type="dxa"/>
+              <w:bottom w:w="70" w:type="dxa"/>
+              <w:left w:w="90" w:type="dxa"/>
+              <w:right w:w="90" w:type="dxa"/>
             </w:tcMar>
           </w:tcPr>
           <w:p>
@@ -2799,14 +2799,14 @@
         </w:tc>
         <w:tc>
           <w:tcPr>
-            <w:tcW w:type="dxa" w:w="3010"/>
+            <w:tcW w:type="dxa" w:w="4987"/>
             <w:vAlign w:val="center"/>
             <w:shd w:fill="FFFFFF"/>
             <w:tcMar>
-              <w:top w:w="80" w:type="dxa"/>
-              <w:bottom w:w="80" w:type="dxa"/>
-              <w:left w:w="100" w:type="dxa"/>
-              <w:right w:w="100" w:type="dxa"/>
+              <w:top w:w="70" w:type="dxa"/>
+              <w:bottom w:w="70" w:type="dxa"/>
+              <w:left w:w="90" w:type="dxa"/>
+              <w:right w:w="90" w:type="dxa"/>
             </w:tcMar>
           </w:tcPr>
           <w:p>
@@ -2827,14 +2827,14 @@
         </w:tc>
         <w:tc>
           <w:tcPr>
-            <w:tcW w:type="dxa" w:w="3010"/>
+            <w:tcW w:type="dxa" w:w="4987"/>
             <w:vAlign w:val="center"/>
             <w:shd w:fill="FFFFFF"/>
             <w:tcMar>
-              <w:top w:w="80" w:type="dxa"/>
-              <w:bottom w:w="80" w:type="dxa"/>
-              <w:left w:w="100" w:type="dxa"/>
-              <w:right w:w="100" w:type="dxa"/>
+              <w:top w:w="70" w:type="dxa"/>
+              <w:bottom w:w="70" w:type="dxa"/>
+              <w:left w:w="90" w:type="dxa"/>
+              <w:right w:w="90" w:type="dxa"/>
             </w:tcMar>
           </w:tcPr>
           <w:p>
@@ -2859,14 +2859,14 @@
         </w:trPr>
         <w:tc>
           <w:tcPr>
-            <w:tcW w:type="dxa" w:w="3010"/>
+            <w:tcW w:type="dxa" w:w="4987"/>
             <w:vAlign w:val="center"/>
             <w:shd w:fill="F2F5F9"/>
             <w:tcMar>
-              <w:top w:w="80" w:type="dxa"/>
-              <w:bottom w:w="80" w:type="dxa"/>
-              <w:left w:w="100" w:type="dxa"/>
-              <w:right w:w="100" w:type="dxa"/>
+              <w:top w:w="70" w:type="dxa"/>
+              <w:bottom w:w="70" w:type="dxa"/>
+              <w:left w:w="90" w:type="dxa"/>
+              <w:right w:w="90" w:type="dxa"/>
             </w:tcMar>
           </w:tcPr>
           <w:p>
@@ -2886,14 +2886,14 @@
         </w:tc>
         <w:tc>
           <w:tcPr>
-            <w:tcW w:type="dxa" w:w="3010"/>
+            <w:tcW w:type="dxa" w:w="4987"/>
             <w:vAlign w:val="center"/>
             <w:shd w:fill="F2F5F9"/>
             <w:tcMar>
-              <w:top w:w="80" w:type="dxa"/>
-              <w:bottom w:w="80" w:type="dxa"/>
-              <w:left w:w="100" w:type="dxa"/>
-              <w:right w:w="100" w:type="dxa"/>
+              <w:top w:w="70" w:type="dxa"/>
+              <w:bottom w:w="70" w:type="dxa"/>
+              <w:left w:w="90" w:type="dxa"/>
+              <w:right w:w="90" w:type="dxa"/>
             </w:tcMar>
           </w:tcPr>
           <w:p>
@@ -2914,14 +2914,14 @@
         </w:tc>
         <w:tc>
           <w:tcPr>
-            <w:tcW w:type="dxa" w:w="3010"/>
+            <w:tcW w:type="dxa" w:w="4987"/>
             <w:vAlign w:val="center"/>
             <w:shd w:fill="F2F5F9"/>
             <w:tcMar>
-              <w:top w:w="80" w:type="dxa"/>
-              <w:bottom w:w="80" w:type="dxa"/>
-              <w:left w:w="100" w:type="dxa"/>
-              <w:right w:w="100" w:type="dxa"/>
+              <w:top w:w="70" w:type="dxa"/>
+              <w:bottom w:w="70" w:type="dxa"/>
+              <w:left w:w="90" w:type="dxa"/>
+              <w:right w:w="90" w:type="dxa"/>
             </w:tcMar>
           </w:tcPr>
           <w:p>
@@ -2946,14 +2946,14 @@
         </w:trPr>
         <w:tc>
           <w:tcPr>
-            <w:tcW w:type="dxa" w:w="3010"/>
+            <w:tcW w:type="dxa" w:w="4987"/>
             <w:vAlign w:val="center"/>
             <w:shd w:fill="FFFFFF"/>
             <w:tcMar>
-              <w:top w:w="80" w:type="dxa"/>
-              <w:bottom w:w="80" w:type="dxa"/>
-              <w:left w:w="100" w:type="dxa"/>
-              <w:right w:w="100" w:type="dxa"/>
+              <w:top w:w="70" w:type="dxa"/>
+              <w:bottom w:w="70" w:type="dxa"/>
+              <w:left w:w="90" w:type="dxa"/>
+              <w:right w:w="90" w:type="dxa"/>
             </w:tcMar>
           </w:tcPr>
           <w:p>
@@ -2973,14 +2973,14 @@
         </w:tc>
         <w:tc>
           <w:tcPr>
-            <w:tcW w:type="dxa" w:w="3010"/>
+            <w:tcW w:type="dxa" w:w="4987"/>
             <w:vAlign w:val="center"/>
             <w:shd w:fill="FFFFFF"/>
             <w:tcMar>
-              <w:top w:w="80" w:type="dxa"/>
-              <w:bottom w:w="80" w:type="dxa"/>
-              <w:left w:w="100" w:type="dxa"/>
-              <w:right w:w="100" w:type="dxa"/>
+              <w:top w:w="70" w:type="dxa"/>
+              <w:bottom w:w="70" w:type="dxa"/>
+              <w:left w:w="90" w:type="dxa"/>
+              <w:right w:w="90" w:type="dxa"/>
             </w:tcMar>
           </w:tcPr>
           <w:p>
@@ -3001,14 +3001,14 @@
         </w:tc>
         <w:tc>
           <w:tcPr>
-            <w:tcW w:type="dxa" w:w="3010"/>
+            <w:tcW w:type="dxa" w:w="4987"/>
             <w:vAlign w:val="center"/>
             <w:shd w:fill="FFFFFF"/>
             <w:tcMar>
-              <w:top w:w="80" w:type="dxa"/>
-              <w:bottom w:w="80" w:type="dxa"/>
-              <w:left w:w="100" w:type="dxa"/>
-              <w:right w:w="100" w:type="dxa"/>
+              <w:top w:w="70" w:type="dxa"/>
+              <w:bottom w:w="70" w:type="dxa"/>
+              <w:left w:w="90" w:type="dxa"/>
+              <w:right w:w="90" w:type="dxa"/>
             </w:tcMar>
           </w:tcPr>
           <w:p>
@@ -3033,14 +3033,14 @@
         </w:trPr>
         <w:tc>
           <w:tcPr>
-            <w:tcW w:type="dxa" w:w="3010"/>
+            <w:tcW w:type="dxa" w:w="4987"/>
             <w:vAlign w:val="center"/>
             <w:shd w:fill="F2F5F9"/>
             <w:tcMar>
-              <w:top w:w="80" w:type="dxa"/>
-              <w:bottom w:w="80" w:type="dxa"/>
-              <w:left w:w="100" w:type="dxa"/>
-              <w:right w:w="100" w:type="dxa"/>
+              <w:top w:w="70" w:type="dxa"/>
+              <w:bottom w:w="70" w:type="dxa"/>
+              <w:left w:w="90" w:type="dxa"/>
+              <w:right w:w="90" w:type="dxa"/>
             </w:tcMar>
           </w:tcPr>
           <w:p>
@@ -3060,14 +3060,14 @@
         </w:tc>
         <w:tc>
           <w:tcPr>
-            <w:tcW w:type="dxa" w:w="3010"/>
+            <w:tcW w:type="dxa" w:w="4987"/>
             <w:vAlign w:val="center"/>
             <w:shd w:fill="F2F5F9"/>
             <w:tcMar>
-              <w:top w:w="80" w:type="dxa"/>
-              <w:bottom w:w="80" w:type="dxa"/>
-              <w:left w:w="100" w:type="dxa"/>
-              <w:right w:w="100" w:type="dxa"/>
+              <w:top w:w="70" w:type="dxa"/>
+              <w:bottom w:w="70" w:type="dxa"/>
+              <w:left w:w="90" w:type="dxa"/>
+              <w:right w:w="90" w:type="dxa"/>
             </w:tcMar>
           </w:tcPr>
           <w:p>
@@ -3088,14 +3088,14 @@
         </w:tc>
         <w:tc>
           <w:tcPr>
-            <w:tcW w:type="dxa" w:w="3010"/>
+            <w:tcW w:type="dxa" w:w="4987"/>
             <w:vAlign w:val="center"/>
             <w:shd w:fill="F2F5F9"/>
             <w:tcMar>
-              <w:top w:w="80" w:type="dxa"/>
-              <w:bottom w:w="80" w:type="dxa"/>
-              <w:left w:w="100" w:type="dxa"/>
-              <w:right w:w="100" w:type="dxa"/>
+              <w:top w:w="70" w:type="dxa"/>
+              <w:bottom w:w="70" w:type="dxa"/>
+              <w:left w:w="90" w:type="dxa"/>
+              <w:right w:w="90" w:type="dxa"/>
             </w:tcMar>
           </w:tcPr>
           <w:p>
@@ -3117,7 +3117,7 @@
     </w:tbl>
     <w:p>
       <w:pPr>
-        <w:spacing w:after="120"/>
+        <w:spacing w:after="100"/>
       </w:pPr>
     </w:p>
     <w:p>
@@ -3127,9 +3127,9 @@
       <w:r>
         <w:rPr>
           <w:color w:val="C8D2E1"/>
-          <w:sz w:val="16"/>
+          <w:sz w:val="14"/>
         </w:rPr>
-        <w:t>_________________________________________________________________________________</w:t>
+        <w:t>————————————————————————————————————————————————————————————————————————————————————————————————————————————————————————</w:t>
       </w:r>
     </w:p>
     <w:p>
@@ -3208,13 +3208,53 @@
       </w:r>
     </w:p>
     <w:sectPr>
-      <w:pgSz w:w="11909" w:h="16834"/>
-      <w:pgMar w:top="1440" w:right="1440" w:bottom="1440" w:left="1440" w:header="720" w:footer="720" w:gutter="0"/>
+      <w:headerReference w:type="default" r:id="rId9"/>
+      <w:footerReference w:type="default" r:id="rId10"/>
+      <w:pgSz w:w="16834" w:h="11909" w:orient="landscape"/>
+      <w:pgMar w:top="936" w:right="936" w:bottom="936" w:left="936" w:header="720" w:footer="720" w:gutter="0"/>
       <w:cols w:space="720"/>
       <w:docGrid w:linePitch="360"/>
     </w:sectPr>
   </w:body>
 </w:document>
+</file>
+
+<file path=word/footer1.xml><?xml version="1.0" encoding="utf-8"?>
+<w:ftr xmlns:m="http://schemas.openxmlformats.org/officeDocument/2006/math" xmlns:mc="http://schemas.openxmlformats.org/markup-compatibility/2006" xmlns:mo="http://schemas.microsoft.com/office/mac/office/2008/main" xmlns:mv="urn:schemas-microsoft-com:mac:vml" xmlns:o="urn:schemas-microsoft-com:office:office" xmlns:r="http://schemas.openxmlformats.org/officeDocument/2006/relationships" xmlns:v="urn:schemas-microsoft-com:vml" xmlns:w10="urn:schemas-microsoft-com:office:word" xmlns:w14="http://schemas.microsoft.com/office/word/2010/wordml" xmlns:w="http://schemas.openxmlformats.org/wordprocessingml/2006/main" xmlns:wne="http://schemas.microsoft.com/office/word/2006/wordml" xmlns:wp14="http://schemas.microsoft.com/office/word/2010/wordprocessingDrawing" xmlns:wp="http://schemas.openxmlformats.org/drawingml/2006/wordprocessingDrawing" xmlns:wpc="http://schemas.microsoft.com/office/word/2010/wordprocessingCanvas" xmlns:wpg="http://schemas.microsoft.com/office/word/2010/wordprocessingGroup" xmlns:wpi="http://schemas.microsoft.com/office/word/2010/wordprocessingInk" xmlns:wps="http://schemas.microsoft.com/office/word/2010/wordprocessingShape" mc:Ignorable="w14 wp14">
+  <w:p>
+    <w:pPr>
+      <w:pStyle w:val="Footer"/>
+      <w:jc w:val="left"/>
+    </w:pPr>
+    <w:r>
+      <w:rPr>
+        <w:rFonts w:ascii="Calibri" w:hAnsi="Calibri"/>
+        <w:color w:val="646464"/>
+        <w:sz w:val="17"/>
+      </w:rPr>
+      <w:t>Buku Kurikulum KPT-OBE SISTEKIN 2026  |  FSTI Universitas Widyagama Malang</w:t>
+    </w:r>
+  </w:p>
+</w:ftr>
+</file>
+
+<file path=word/header1.xml><?xml version="1.0" encoding="utf-8"?>
+<w:hdr xmlns:m="http://schemas.openxmlformats.org/officeDocument/2006/math" xmlns:mc="http://schemas.openxmlformats.org/markup-compatibility/2006" xmlns:mo="http://schemas.microsoft.com/office/mac/office/2008/main" xmlns:mv="urn:schemas-microsoft-com:mac:vml" xmlns:o="urn:schemas-microsoft-com:office:office" xmlns:r="http://schemas.openxmlformats.org/officeDocument/2006/relationships" xmlns:v="urn:schemas-microsoft-com:vml" xmlns:w10="urn:schemas-microsoft-com:office:word" xmlns:w14="http://schemas.microsoft.com/office/word/2010/wordml" xmlns:w="http://schemas.openxmlformats.org/wordprocessingml/2006/main" xmlns:wne="http://schemas.microsoft.com/office/word/2006/wordml" xmlns:wp14="http://schemas.microsoft.com/office/word/2010/wordprocessingDrawing" xmlns:wp="http://schemas.openxmlformats.org/drawingml/2006/wordprocessingDrawing" xmlns:wpc="http://schemas.microsoft.com/office/word/2010/wordprocessingCanvas" xmlns:wpg="http://schemas.microsoft.com/office/word/2010/wordprocessingGroup" xmlns:wpi="http://schemas.microsoft.com/office/word/2010/wordprocessingInk" xmlns:wps="http://schemas.microsoft.com/office/word/2010/wordprocessingShape" mc:Ignorable="w14 wp14">
+  <w:p>
+    <w:pPr>
+      <w:pStyle w:val="Header"/>
+      <w:jc w:val="right"/>
+    </w:pPr>
+    <w:r>
+      <w:rPr>
+        <w:rFonts w:ascii="Calibri" w:hAnsi="Calibri"/>
+        <w:color w:val="646464"/>
+        <w:sz w:val="17"/>
+      </w:rPr>
+      <w:t>PROGRAM STUDI SISTEM DAN TEKNOLOGI INFORMASI (SISTEKIN) — FSTI UWG</w:t>
+    </w:r>
+  </w:p>
+</w:hdr>
 </file>
 
 <file path=word/numbering.xml><?xml version="1.0" encoding="utf-8"?>
